--- a/resources/dist/sheets/war-of-1812-and-monroe-doctrine-teacher-notes-en.docx
+++ b/resources/dist/sheets/war-of-1812-and-monroe-doctrine-teacher-notes-en.docx
@@ -45,7 +45,7 @@
         </w:rPr>
         <w:t xml:space="preserve">Map: </w:t>
       </w:r>
-      <w:hyperlink w:history="1" r:id="rIdctn7vpu19jmfd5hbpfdno">
+      <w:hyperlink w:history="1" r:id="rIdn8hidfseronv2cvqhzktp">
         <w:r>
           <w:rPr>
             <w:color w:val="0A4FA8"/>

--- a/resources/dist/sheets/war-of-1812-and-monroe-doctrine-teacher-notes-en.docx
+++ b/resources/dist/sheets/war-of-1812-and-monroe-doctrine-teacher-notes-en.docx
@@ -45,7 +45,7 @@
         </w:rPr>
         <w:t xml:space="preserve">Map: </w:t>
       </w:r>
-      <w:hyperlink w:history="1" r:id="rIdn8hidfseronv2cvqhzktp">
+      <w:hyperlink w:history="1" r:id="rIdkkz1rbk0vbux2qu6nuumm">
         <w:r>
           <w:rPr>
             <w:color w:val="0A4FA8"/>

--- a/resources/dist/sheets/war-of-1812-and-monroe-doctrine-teacher-notes-en.docx
+++ b/resources/dist/sheets/war-of-1812-and-monroe-doctrine-teacher-notes-en.docx
@@ -45,7 +45,7 @@
         </w:rPr>
         <w:t xml:space="preserve">Map: </w:t>
       </w:r>
-      <w:hyperlink w:history="1" r:id="rIdkkz1rbk0vbux2qu6nuumm">
+      <w:hyperlink w:history="1" r:id="rIdak9bf5xkpedw_ajy20ojg">
         <w:r>
           <w:rPr>
             <w:color w:val="0A4FA8"/>

--- a/resources/dist/sheets/war-of-1812-and-monroe-doctrine-teacher-notes-en.docx
+++ b/resources/dist/sheets/war-of-1812-and-monroe-doctrine-teacher-notes-en.docx
@@ -45,7 +45,7 @@
         </w:rPr>
         <w:t xml:space="preserve">Map: </w:t>
       </w:r>
-      <w:hyperlink w:history="1" r:id="rIdak9bf5xkpedw_ajy20ojg">
+      <w:hyperlink w:history="1" r:id="rId_f_iqa_ff1eg4lnd9cg24">
         <w:r>
           <w:rPr>
             <w:color w:val="0A4FA8"/>

--- a/resources/dist/sheets/war-of-1812-and-monroe-doctrine-teacher-notes-en.docx
+++ b/resources/dist/sheets/war-of-1812-and-monroe-doctrine-teacher-notes-en.docx
@@ -45,7 +45,7 @@
         </w:rPr>
         <w:t xml:space="preserve">Map: </w:t>
       </w:r>
-      <w:hyperlink w:history="1" r:id="rId_f_iqa_ff1eg4lnd9cg24">
+      <w:hyperlink w:history="1" r:id="rIdnekflegzkmhitledzgzun">
         <w:r>
           <w:rPr>
             <w:color w:val="0A4FA8"/>

--- a/resources/dist/sheets/war-of-1812-and-monroe-doctrine-teacher-notes-en.docx
+++ b/resources/dist/sheets/war-of-1812-and-monroe-doctrine-teacher-notes-en.docx
@@ -45,7 +45,7 @@
         </w:rPr>
         <w:t xml:space="preserve">Map: </w:t>
       </w:r>
-      <w:hyperlink w:history="1" r:id="rIdnekflegzkmhitledzgzun">
+      <w:hyperlink w:history="1" r:id="rIdjswiyrtohgsgmlhrrp7se">
         <w:r>
           <w:rPr>
             <w:color w:val="0A4FA8"/>

--- a/resources/dist/sheets/war-of-1812-and-monroe-doctrine-teacher-notes-en.docx
+++ b/resources/dist/sheets/war-of-1812-and-monroe-doctrine-teacher-notes-en.docx
@@ -45,7 +45,7 @@
         </w:rPr>
         <w:t xml:space="preserve">Map: </w:t>
       </w:r>
-      <w:hyperlink w:history="1" r:id="rIdjswiyrtohgsgmlhrrp7se">
+      <w:hyperlink w:history="1" r:id="rIdjg1toql4kh_ruo8__s2cv">
         <w:r>
           <w:rPr>
             <w:color w:val="0A4FA8"/>
@@ -69,7 +69,7 @@
         <w:spacing w:after="100"/>
       </w:pPr>
       <w:r>
-        <w:t xml:space="preserve">Standards: C3 D2.Geo.2.6-8 · C3 D2.His.1.6-8 · TX 8.5(E) · TX 8.5(F) · FL SS.8.A.4.1</w:t>
+        <w:t xml:space="preserve">Subjects: US History, Geography, Government. Standards: C3 D2.Geo.2.6-8 · C3 D2.His.1.6-8 · TX 8.5(E) · TX 8.5(F) · FL SS.8.A.4.1</w:t>
       </w:r>
     </w:p>
     <w:p>
@@ -77,6 +77,135 @@
         <w:pStyle w:val="Heading2"/>
       </w:pPr>
       <w:r>
+        <w:t xml:space="preserve">Learning objectives</w:t>
+      </w:r>
+    </w:p>
+    <w:p>
+      <w:pPr>
+        <w:spacing w:after="100"/>
+      </w:pPr>
+      <w:r>
+        <w:t xml:space="preserve">Students will:</w:t>
+      </w:r>
+    </w:p>
+    <w:p>
+      <w:pPr>
+        <w:pStyle w:val="ListParagraph"/>
+        <w:numPr>
+          <w:ilvl w:val="0"/>
+          <w:numId w:val="2"/>
+        </w:numPr>
+        <w:spacing w:after="60"/>
+      </w:pPr>
+      <w:r>
+        <w:t xml:space="preserve">Use the battle diamonds in the Battles of the War of 1812 layer to identify the three main areas of fighting.</w:t>
+      </w:r>
+    </w:p>
+    <w:p>
+      <w:pPr>
+        <w:pStyle w:val="ListParagraph"/>
+        <w:numPr>
+          <w:ilvl w:val="0"/>
+          <w:numId w:val="2"/>
+        </w:numPr>
+        <w:spacing w:after="60"/>
+      </w:pPr>
+      <w:r>
+        <w:t xml:space="preserve">Click the largest diamonds to find the battles with the most casualties, their dates and results, and compare the date of New Orleans with the Treaty of Ghent.</w:t>
+      </w:r>
+    </w:p>
+    <w:p>
+      <w:pPr>
+        <w:pStyle w:val="ListParagraph"/>
+        <w:numPr>
+          <w:ilvl w:val="0"/>
+          <w:numId w:val="2"/>
+        </w:numPr>
+        <w:spacing w:after="60"/>
+      </w:pPr>
+      <w:r>
+        <w:t xml:space="preserve">Read the pop-ups of the Land Spain gave up in 1819 and Adams–Onís Treaty line layers to describe what the treaty settled.</w:t>
+      </w:r>
+    </w:p>
+    <w:p>
+      <w:pPr>
+        <w:pStyle w:val="ListParagraph"/>
+        <w:numPr>
+          <w:ilvl w:val="0"/>
+          <w:numId w:val="2"/>
+        </w:numPr>
+        <w:spacing w:after="60"/>
+      </w:pPr>
+      <w:r>
+        <w:t xml:space="preserve">Compare the dates of independence and US recognition in the Latin American independence layer with Monroe's message of December 2, 1823.</w:t>
+      </w:r>
+    </w:p>
+    <w:p>
+      <w:pPr>
+        <w:pStyle w:val="ListParagraph"/>
+        <w:numPr>
+          <w:ilvl w:val="0"/>
+          <w:numId w:val="2"/>
+        </w:numPr>
+        <w:spacing w:after="60"/>
+      </w:pPr>
+      <w:r>
+        <w:t xml:space="preserve">Use the locations of the battles and the 1819 boundary as evidence to explain how the United States' position in North America changed between 1812 and 1823.</w:t>
+      </w:r>
+    </w:p>
+    <w:p>
+      <w:pPr>
+        <w:pStyle w:val="Heading2"/>
+      </w:pPr>
+      <w:r>
+        <w:t xml:space="preserve">Map skills</w:t>
+      </w:r>
+    </w:p>
+    <w:p>
+      <w:pPr>
+        <w:spacing w:after="100"/>
+      </w:pPr>
+      <w:r>
+        <w:t xml:space="preserve">Using bookmarks to find places, Reading pop-ups, Using a map legend, Navigating a map, Turning map layers on and off, Sketching on a map.</w:t>
+      </w:r>
+    </w:p>
+    <w:p>
+      <w:pPr>
+        <w:pStyle w:val="Heading2"/>
+      </w:pPr>
+      <w:r>
+        <w:t xml:space="preserve">Ways to run this lesson</w:t>
+      </w:r>
+    </w:p>
+    <w:p>
+      <w:pPr>
+        <w:spacing w:after="100"/>
+      </w:pPr>
+      <w:r>
+        <w:t xml:space="preserve">Front-of-class demonstration · 1:1 devices · Computer lab · Homework or flipped classroom</w:t>
+      </w:r>
+    </w:p>
+    <w:p>
+      <w:pPr>
+        <w:pStyle w:val="Heading2"/>
+      </w:pPr>
+      <w:r>
+        <w:t xml:space="preserve">Materials</w:t>
+      </w:r>
+    </w:p>
+    <w:p>
+      <w:pPr>
+        <w:spacing w:after="100"/>
+      </w:pPr>
+      <w:r>
+        <w:t xml:space="preserve">The lesson includes the MapMaker map, a two-page Word student sheet in English and Spanish, and these teacher notes. Print the sheet or share it digitally; it opens in Word and Google Docs. No account or login is needed.</w:t>
+      </w:r>
+    </w:p>
+    <w:p>
+      <w:pPr>
+        <w:pStyle w:val="Heading2"/>
+      </w:pPr>
+      <w:r>
         <w:t xml:space="preserve">Before class</w:t>
       </w:r>
     </w:p>
@@ -86,6 +215,179 @@
       </w:pPr>
       <w:r>
         <w:t xml:space="preserve">Open the map in MapMaker: three layers are off at the start (Land Spain gave up in 1819, Adams–Onís Treaty line, 1819 and Latin American independence and US recognition); the boundaries and battles are on. Download the student sheet. Share the map with the Google Classroom button (it shares the map only; attach the sheet). Read the answers on the teacher page. No account or login is needed. Sketches are not saved.</w:t>
+      </w:r>
+    </w:p>
+    <w:p>
+      <w:pPr>
+        <w:pStyle w:val="ListParagraph"/>
+        <w:numPr>
+          <w:ilvl w:val="0"/>
+          <w:numId w:val="2"/>
+        </w:numPr>
+        <w:spacing w:after="60"/>
+      </w:pPr>
+      <w:r>
+        <w:t xml:space="preserve">Preview the map: click through the bookmarks and pop-ups, and look at the legend at the zoom levels the questions use.</w:t>
+      </w:r>
+    </w:p>
+    <w:p>
+      <w:pPr>
+        <w:pStyle w:val="ListParagraph"/>
+        <w:numPr>
+          <w:ilvl w:val="0"/>
+          <w:numId w:val="2"/>
+        </w:numPr>
+        <w:spacing w:after="60"/>
+      </w:pPr>
+      <w:r>
+        <w:t xml:space="preserve">Decide whether students work alone, in pairs or as a whole class.</w:t>
+      </w:r>
+    </w:p>
+    <w:p>
+      <w:pPr>
+        <w:pStyle w:val="ListParagraph"/>
+        <w:numPr>
+          <w:ilvl w:val="0"/>
+          <w:numId w:val="2"/>
+        </w:numPr>
+        <w:spacing w:after="60"/>
+      </w:pPr>
+      <w:r>
+        <w:t xml:space="preserve">Encourage students to look for patterns and make observations, not just find the right answers.</w:t>
+      </w:r>
+    </w:p>
+    <w:p>
+      <w:pPr>
+        <w:pStyle w:val="ListParagraph"/>
+        <w:numPr>
+          <w:ilvl w:val="0"/>
+          <w:numId w:val="2"/>
+        </w:numPr>
+        <w:spacing w:after="60"/>
+      </w:pPr>
+      <w:r>
+        <w:t xml:space="preserve">Some layers aren't used by the questions; they're there for further study.</w:t>
+      </w:r>
+    </w:p>
+    <w:p>
+      <w:pPr>
+        <w:pStyle w:val="Heading2"/>
+      </w:pPr>
+      <w:r>
+        <w:t xml:space="preserve">Discussion questions</w:t>
+      </w:r>
+    </w:p>
+    <w:p>
+      <w:pPr>
+        <w:pStyle w:val="ListParagraph"/>
+        <w:numPr>
+          <w:ilvl w:val="0"/>
+          <w:numId w:val="{n-0}"/>
+        </w:numPr>
+        <w:spacing w:after="60"/>
+      </w:pPr>
+      <w:r>
+        <w:t xml:space="preserve">The battle diamonds cluster in three areas far apart. From the map, what was each side trying to control in each area, and why was none of them decisive?</w:t>
+      </w:r>
+    </w:p>
+    <w:p>
+      <w:pPr>
+        <w:pStyle w:val="ListParagraph"/>
+        <w:numPr>
+          <w:ilvl w:val="0"/>
+          <w:numId w:val="{n-0}"/>
+        </w:numPr>
+        <w:spacing w:after="60"/>
+      </w:pPr>
+      <w:r>
+        <w:t xml:space="preserve">The Battle of New Orleans was fought after the Treaty of Ghent was signed. Looking at where Ghent and New Orleans are, what does that gap tell you about how news travelled and how wars ended in 1815?</w:t>
+      </w:r>
+    </w:p>
+    <w:p>
+      <w:pPr>
+        <w:pStyle w:val="ListParagraph"/>
+        <w:numPr>
+          <w:ilvl w:val="0"/>
+          <w:numId w:val="{n-0}"/>
+        </w:numPr>
+        <w:spacing w:after="60"/>
+      </w:pPr>
+      <w:r>
+        <w:t xml:space="preserve">Most Latin American nations had declared independence before Monroe's 1823 message, and the United States recognized several of them. Comparing the dates on the map, was the Monroe Doctrine leading events or following them?</w:t>
+      </w:r>
+    </w:p>
+    <w:p>
+      <w:pPr>
+        <w:pStyle w:val="Heading2"/>
+      </w:pPr>
+      <w:r>
+        <w:t xml:space="preserve">Further reading</w:t>
+      </w:r>
+    </w:p>
+    <w:p>
+      <w:pPr>
+        <w:pStyle w:val="ListParagraph"/>
+        <w:numPr>
+          <w:ilvl w:val="0"/>
+          <w:numId w:val="2"/>
+        </w:numPr>
+        <w:spacing w:after="60"/>
+      </w:pPr>
+      <w:hyperlink w:history="1" r:id="rIdyh1o8l2ivrjlvj2hoqz_5">
+        <w:r>
+          <w:rPr>
+            <w:color w:val="0A4FA8"/>
+            <w:u w:val="single"/>
+          </w:rPr>
+          <w:t xml:space="preserve">War of 1812</w:t>
+        </w:r>
+      </w:hyperlink>
+      <w:r>
+        <w:t xml:space="preserve"> (National Park Service)</w:t>
+      </w:r>
+    </w:p>
+    <w:p>
+      <w:pPr>
+        <w:pStyle w:val="ListParagraph"/>
+        <w:numPr>
+          <w:ilvl w:val="0"/>
+          <w:numId w:val="2"/>
+        </w:numPr>
+        <w:spacing w:after="60"/>
+      </w:pPr>
+      <w:hyperlink w:history="1" r:id="rIdpxl3medn9vblvoffqsmpu">
+        <w:r>
+          <w:rPr>
+            <w:color w:val="0A4FA8"/>
+            <w:u w:val="single"/>
+          </w:rPr>
+          <w:t xml:space="preserve">Treaty of Ghent (1814)</w:t>
+        </w:r>
+      </w:hyperlink>
+      <w:r>
+        <w:t xml:space="preserve"> (National Archives)</w:t>
+      </w:r>
+    </w:p>
+    <w:p>
+      <w:pPr>
+        <w:pStyle w:val="ListParagraph"/>
+        <w:numPr>
+          <w:ilvl w:val="0"/>
+          <w:numId w:val="2"/>
+        </w:numPr>
+        <w:spacing w:after="60"/>
+      </w:pPr>
+      <w:hyperlink w:history="1" r:id="rIdl-godrk1mo2a6b5lvbfrq">
+        <w:r>
+          <w:rPr>
+            <w:color w:val="0A4FA8"/>
+            <w:u w:val="single"/>
+          </w:rPr>
+          <w:t xml:space="preserve">Monroe Doctrine (1823)</w:t>
+        </w:r>
+      </w:hyperlink>
+      <w:r>
+        <w:t xml:space="preserve"> (National Archives)</w:t>
       </w:r>
     </w:p>
     <w:p>
@@ -2433,6 +2735,15 @@
         <w:t xml:space="preserve">Map data: University of Minnesota (historic national boundaries), from the MapMaker catalogue; MapMaker catalogue (US territorial acquisitions); National Park Service, American Battlefield Protection Program; Treaty text from the Avalon Project, Yale Law School; drawn on Natural Earth rivers; American Battlefield Trust (War of 1812 Battles map); Office of the Historian, U.S. Department of State; Library of Congress country studies.</w:t>
       </w:r>
     </w:p>
+    <w:p>
+      <w:pPr>
+        <w:pStyle w:val="Credits"/>
+        <w:spacing w:before="120"/>
+      </w:pPr>
+      <w:r>
+        <w:t xml:space="preserve">The National Geographic Society and Esri make this content available under a Creative Commons Attribution-NonCommercial-ShareAlike 4.0 International (CC BY-NC-SA 4.0) licence, except as noted. The licence excludes the National Geographic and Esri logos (the words National Geographic with the yellow border logo, and the Esri globe and letters) and any images included in the content. The logos and images may not be removed, altered or changed.</w:t>
+      </w:r>
+    </w:p>
     <w:sectPr>
       <w:footerReference w:type="default" r:id="rId7"/>
       <w:pgSz w:w="12240" w:h="15840" w:orient="portrait"/>
@@ -2492,7 +2803,7 @@
       <w:pStyle w:val="Credits"/>
     </w:pPr>
     <w:r>
-      <w:t xml:space="preserve">Teacher notes: The War of 1812 and the Monroe Doctrine, 1807–1823, 0.2.0. For teachers.</w:t>
+      <w:t xml:space="preserve">Teacher notes: The War of 1812 and the Monroe Doctrine, 1807–1823, 0.3.0. For teachers.</w:t>
     </w:r>
   </w:p>
 </w:ftr>

--- a/resources/dist/sheets/war-of-1812-and-monroe-doctrine-teacher-notes-en.docx
+++ b/resources/dist/sheets/war-of-1812-and-monroe-doctrine-teacher-notes-en.docx
@@ -45,7 +45,7 @@
         </w:rPr>
         <w:t xml:space="preserve">Map: </w:t>
       </w:r>
-      <w:hyperlink w:history="1" r:id="rIdjg1toql4kh_ruo8__s2cv">
+      <w:hyperlink w:history="1" r:id="rId6qvyybh2mw77vbkmcrbf8">
         <w:r>
           <w:rPr>
             <w:color w:val="0A4FA8"/>
@@ -198,7 +198,7 @@
         <w:spacing w:after="100"/>
       </w:pPr>
       <w:r>
-        <w:t xml:space="preserve">The lesson includes the MapMaker map, a two-page Word student sheet in English and Spanish, and these teacher notes. Print the sheet or share it digitally; it opens in Word and Google Docs. No account or login is needed.</w:t>
+        <w:t xml:space="preserve">The lesson includes the MapMaker map, a two-page Word student sheet in English and Spanish, and these teacher notes. Print the sheet or share it digitally; it opens in Word and Google Docs. Share the map with the Google Classroom button or by pasting its link, and attach the sheet separately. No account or login is needed. Sketches on the map are not saved between sessions.</w:t>
       </w:r>
     </w:p>
     <w:p>
@@ -214,7 +214,14 @@
         <w:spacing w:after="100"/>
       </w:pPr>
       <w:r>
-        <w:t xml:space="preserve">Open the map in MapMaker: three layers are off at the start (Land Spain gave up in 1819, Adams–Onís Treaty line, 1819 and Latin American independence and US recognition); the boundaries and battles are on. Download the student sheet. Share the map with the Google Classroom button (it shares the map only; attach the sheet). Read the answers on the teacher page. No account or login is needed. Sketches are not saved.</w:t>
+        <w:rPr>
+          <w:b/>
+          <w:bCs/>
+        </w:rPr>
+        <w:t xml:space="preserve">About this map: </w:t>
+      </w:r>
+      <w:r>
+        <w:t xml:space="preserve">When the map opens, the boundaries and battles are on and three layers are off: Land Spain gave up in 1819, Adams–Onís Treaty line, 1819, and Latin American independence and US recognition. Students turn them on for questions 3 and 4.</w:t>
       </w:r>
     </w:p>
     <w:p>
@@ -227,7 +234,7 @@
         <w:spacing w:after="60"/>
       </w:pPr>
       <w:r>
-        <w:t xml:space="preserve">Preview the map: click through the bookmarks and pop-ups, and look at the legend at the zoom levels the questions use.</w:t>
+        <w:t xml:space="preserve">Open the map and click through the bookmarks and pop-ups. Check the legend at the zoom levels the questions use; it changes as you zoom and as layers are turned on and off.</w:t>
       </w:r>
     </w:p>
     <w:p>
@@ -240,7 +247,7 @@
         <w:spacing w:after="60"/>
       </w:pPr>
       <w:r>
-        <w:t xml:space="preserve">Decide whether students work alone, in pairs or as a whole class.</w:t>
+        <w:t xml:space="preserve">Decide whether students work alone, in pairs or as a whole class, and whether they use the printed sheet or a digital copy.</w:t>
       </w:r>
     </w:p>
     <w:p>
@@ -253,7 +260,7 @@
         <w:spacing w:after="60"/>
       </w:pPr>
       <w:r>
-        <w:t xml:space="preserve">Encourage students to look for patterns and make observations, not just find the right answers.</w:t>
+        <w:t xml:space="preserve">Encourage students to look for patterns and make observations, not just to find the right answers.</w:t>
       </w:r>
     </w:p>
     <w:p>
@@ -266,7 +273,7 @@
         <w:spacing w:after="60"/>
       </w:pPr>
       <w:r>
-        <w:t xml:space="preserve">Some layers aren't used by the questions; they're there for further study.</w:t>
+        <w:t xml:space="preserve">Layers the questions don't use are there for further study.</w:t>
       </w:r>
     </w:p>
     <w:p>
@@ -333,7 +340,7 @@
         </w:numPr>
         <w:spacing w:after="60"/>
       </w:pPr>
-      <w:hyperlink w:history="1" r:id="rIdyh1o8l2ivrjlvj2hoqz_5">
+      <w:hyperlink w:history="1" r:id="rIdknyhetruomvjwjuq6ivse">
         <w:r>
           <w:rPr>
             <w:color w:val="0A4FA8"/>
@@ -355,7 +362,7 @@
         </w:numPr>
         <w:spacing w:after="60"/>
       </w:pPr>
-      <w:hyperlink w:history="1" r:id="rIdpxl3medn9vblvoffqsmpu">
+      <w:hyperlink w:history="1" r:id="rIdiz7-s4gjyb1lgbf9d4jtl">
         <w:r>
           <w:rPr>
             <w:color w:val="0A4FA8"/>
@@ -377,7 +384,7 @@
         </w:numPr>
         <w:spacing w:after="60"/>
       </w:pPr>
-      <w:hyperlink w:history="1" r:id="rIdl-godrk1mo2a6b5lvbfrq">
+      <w:hyperlink w:history="1" r:id="rIdn2e6ppoag4da6r12hl992">
         <w:r>
           <w:rPr>
             <w:color w:val="0A4FA8"/>
@@ -2803,7 +2810,7 @@
       <w:pStyle w:val="Credits"/>
     </w:pPr>
     <w:r>
-      <w:t xml:space="preserve">Teacher notes: The War of 1812 and the Monroe Doctrine, 1807–1823, 0.3.0. For teachers.</w:t>
+      <w:t xml:space="preserve">Teacher notes: The War of 1812 and the Monroe Doctrine, 1807–1823, 0.3.1. For teachers.</w:t>
     </w:r>
   </w:p>
 </w:ftr>

--- a/resources/dist/sheets/war-of-1812-and-monroe-doctrine-teacher-notes-en.docx
+++ b/resources/dist/sheets/war-of-1812-and-monroe-doctrine-teacher-notes-en.docx
@@ -45,7 +45,7 @@
         </w:rPr>
         <w:t xml:space="preserve">Map: </w:t>
       </w:r>
-      <w:hyperlink w:history="1" r:id="rId6qvyybh2mw77vbkmcrbf8">
+      <w:hyperlink w:history="1" r:id="rIdfb9nrcvyfiuss4lqluwjx">
         <w:r>
           <w:rPr>
             <w:color w:val="0A4FA8"/>
@@ -340,7 +340,7 @@
         </w:numPr>
         <w:spacing w:after="60"/>
       </w:pPr>
-      <w:hyperlink w:history="1" r:id="rIdknyhetruomvjwjuq6ivse">
+      <w:hyperlink w:history="1" r:id="rIdukei_udnakkpj5nem0ebt">
         <w:r>
           <w:rPr>
             <w:color w:val="0A4FA8"/>
@@ -362,7 +362,7 @@
         </w:numPr>
         <w:spacing w:after="60"/>
       </w:pPr>
-      <w:hyperlink w:history="1" r:id="rIdiz7-s4gjyb1lgbf9d4jtl">
+      <w:hyperlink w:history="1" r:id="rIdzcxbhx4ozvsczd79iogd5">
         <w:r>
           <w:rPr>
             <w:color w:val="0A4FA8"/>
@@ -384,7 +384,7 @@
         </w:numPr>
         <w:spacing w:after="60"/>
       </w:pPr>
-      <w:hyperlink w:history="1" r:id="rIdn2e6ppoag4da6r12hl992">
+      <w:hyperlink w:history="1" r:id="rIdee577da4jjthut83npicc">
         <w:r>
           <w:rPr>
             <w:color w:val="0A4FA8"/>

--- a/resources/dist/sheets/war-of-1812-and-monroe-doctrine-teacher-notes-en.docx
+++ b/resources/dist/sheets/war-of-1812-and-monroe-doctrine-teacher-notes-en.docx
@@ -45,7 +45,7 @@
         </w:rPr>
         <w:t xml:space="preserve">Map: </w:t>
       </w:r>
-      <w:hyperlink w:history="1" r:id="rIdfb9nrcvyfiuss4lqluwjx">
+      <w:hyperlink w:history="1" r:id="rIdh7xe2fhxoe4zeyth8txvv">
         <w:r>
           <w:rPr>
             <w:color w:val="0A4FA8"/>
@@ -340,7 +340,7 @@
         </w:numPr>
         <w:spacing w:after="60"/>
       </w:pPr>
-      <w:hyperlink w:history="1" r:id="rIdukei_udnakkpj5nem0ebt">
+      <w:hyperlink w:history="1" r:id="rIdj8wrx1ihb4ayhb4iry-jm">
         <w:r>
           <w:rPr>
             <w:color w:val="0A4FA8"/>
@@ -362,7 +362,7 @@
         </w:numPr>
         <w:spacing w:after="60"/>
       </w:pPr>
-      <w:hyperlink w:history="1" r:id="rIdzcxbhx4ozvsczd79iogd5">
+      <w:hyperlink w:history="1" r:id="rIdrrqb3wjk9yzz6shnay07b">
         <w:r>
           <w:rPr>
             <w:color w:val="0A4FA8"/>
@@ -384,7 +384,7 @@
         </w:numPr>
         <w:spacing w:after="60"/>
       </w:pPr>
-      <w:hyperlink w:history="1" r:id="rIdee577da4jjthut83npicc">
+      <w:hyperlink w:history="1" r:id="rIdzvktcvel-6irhoz7mwiij">
         <w:r>
           <w:rPr>
             <w:color w:val="0A4FA8"/>
@@ -1282,7 +1282,7 @@
         <w:t xml:space="preserve">Notes: </w:t>
       </w:r>
       <w:r>
-        <w:t xml:space="preserve">Fort Erie, New Orleans and Lundy's Lane are the three largest; news of the peace hadn't crossed the Atlantic before New Orleans. Horseshoe Bend was fought against the Red Stick Creeks, not the British, though the layer calls the other side British.</w:t>
+        <w:t xml:space="preserve">Fort Erie, New Orleans and Lundy's Lane are the three largest; news of the peace hadn't crossed the Atlantic before New Orleans. Horseshoe Bend (fourth largest) was fought against the Red Stick Creeks, not the British: the legend's British label is the layer's simplification, and the pop-up names Menawa as the opposing leader.</w:t>
       </w:r>
     </w:p>
     <w:p>
@@ -2810,7 +2810,7 @@
       <w:pStyle w:val="Credits"/>
     </w:pPr>
     <w:r>
-      <w:t xml:space="preserve">Teacher notes: The War of 1812 and the Monroe Doctrine, 1807–1823, 0.3.1. For teachers.</w:t>
+      <w:t xml:space="preserve">Teacher notes: The War of 1812 and the Monroe Doctrine, 1807–1823, 0.3.2. For teachers.</w:t>
     </w:r>
   </w:p>
 </w:ftr>

--- a/resources/dist/sheets/war-of-1812-and-monroe-doctrine-teacher-notes-en.docx
+++ b/resources/dist/sheets/war-of-1812-and-monroe-doctrine-teacher-notes-en.docx
@@ -45,7 +45,7 @@
         </w:rPr>
         <w:t xml:space="preserve">Map: </w:t>
       </w:r>
-      <w:hyperlink w:history="1" r:id="rIdh7xe2fhxoe4zeyth8txvv">
+      <w:hyperlink w:history="1" r:id="rIdwm_ur3nvxwdfuwvc8ygwk">
         <w:r>
           <w:rPr>
             <w:color w:val="0A4FA8"/>
@@ -190,22 +190,6 @@
         <w:pStyle w:val="Heading2"/>
       </w:pPr>
       <w:r>
-        <w:t xml:space="preserve">Materials</w:t>
-      </w:r>
-    </w:p>
-    <w:p>
-      <w:pPr>
-        <w:spacing w:after="100"/>
-      </w:pPr>
-      <w:r>
-        <w:t xml:space="preserve">The lesson includes the MapMaker map, a two-page Word student sheet in English and Spanish, and these teacher notes. Print the sheet or share it digitally; it opens in Word and Google Docs. Share the map with the Google Classroom button or by pasting its link, and attach the sheet separately. No account or login is needed. Sketches on the map are not saved between sessions.</w:t>
-      </w:r>
-    </w:p>
-    <w:p>
-      <w:pPr>
-        <w:pStyle w:val="Heading2"/>
-      </w:pPr>
-      <w:r>
         <w:t xml:space="preserve">Before class</w:t>
       </w:r>
     </w:p>
@@ -222,6 +206,96 @@
       </w:r>
       <w:r>
         <w:t xml:space="preserve">When the map opens, the boundaries and battles are on and three layers are off: Land Spain gave up in 1819, Adams–Onís Treaty line, 1819, and Latin American independence and US recognition. Students turn them on for questions 3 and 4.</w:t>
+      </w:r>
+    </w:p>
+    <w:p>
+      <w:pPr>
+        <w:pStyle w:val="Subtle"/>
+        <w:spacing w:after="100"/>
+      </w:pPr>
+      <w:r>
+        <w:t xml:space="preserve">The lesson includes the MapMaker map, a two-page Word student sheet in English and Spanish, and these teacher notes. Print the sheet or share it digitally; it opens in Word and Google Docs. Share the map with the Google Classroom button or by pasting its link, and attach the sheet separately. No account or login is needed. Sketches on the map are not saved between sessions.</w:t>
+      </w:r>
+    </w:p>
+    <w:p>
+      <w:pPr>
+        <w:pStyle w:val="Heading2"/>
+      </w:pPr>
+      <w:r>
+        <w:t xml:space="preserve">Discussion questions</w:t>
+      </w:r>
+    </w:p>
+    <w:p>
+      <w:pPr>
+        <w:spacing w:after="60"/>
+        <w:ind w:left="540" w:hanging="360"/>
+      </w:pPr>
+      <w:r>
+        <w:t xml:space="preserve">1.	The battle diamonds cluster in three areas far apart. From the map, what was each side trying to control in each area, and why was none of them decisive?</w:t>
+      </w:r>
+    </w:p>
+    <w:p>
+      <w:pPr>
+        <w:spacing w:after="60"/>
+        <w:ind w:left="540" w:hanging="360"/>
+      </w:pPr>
+      <w:r>
+        <w:t xml:space="preserve">2.	The Battle of New Orleans was fought after the Treaty of Ghent was signed. Looking at where Ghent and New Orleans are, what does that gap tell you about how news travelled and how wars ended in 1815?</w:t>
+      </w:r>
+    </w:p>
+    <w:p>
+      <w:pPr>
+        <w:spacing w:after="60"/>
+        <w:ind w:left="540" w:hanging="360"/>
+      </w:pPr>
+      <w:r>
+        <w:t xml:space="preserve">3.	Most Latin American nations had declared independence before Monroe's 1823 message, and the United States recognized several of them. Comparing the dates on the map, was the Monroe Doctrine leading events or following them?</w:t>
+      </w:r>
+    </w:p>
+    <w:p>
+      <w:pPr>
+        <w:pStyle w:val="Heading2"/>
+      </w:pPr>
+      <w:r>
+        <w:t xml:space="preserve">Support and stretch</w:t>
+      </w:r>
+    </w:p>
+    <w:p>
+      <w:pPr>
+        <w:spacing w:after="60"/>
+      </w:pPr>
+      <w:r>
+        <w:rPr>
+          <w:b/>
+          <w:bCs/>
+        </w:rPr>
+        <w:t xml:space="preserve">Support: </w:t>
+      </w:r>
+      <w:r>
+        <w:t xml:space="preserve">Do question 2 from the front, reading the three pop-up fields aloud, and keep the legend open on the board with the Treaty of Ghent date.</w:t>
+      </w:r>
+    </w:p>
+    <w:p>
+      <w:pPr>
+        <w:spacing w:after="100"/>
+      </w:pPr>
+      <w:r>
+        <w:rPr>
+          <w:b/>
+          <w:bCs/>
+        </w:rPr>
+        <w:t xml:space="preserve">Stretch: </w:t>
+      </w:r>
+      <w:r>
+        <w:t xml:space="preserve">Click the diamonds at Tippecanoe, Fort Mims and Horseshoe Bend, read who the leaders were, and explain why the legend's British label does not fit.</w:t>
+      </w:r>
+    </w:p>
+    <w:p>
+      <w:pPr>
+        <w:pStyle w:val="Heading2"/>
+      </w:pPr>
+      <w:r>
+        <w:t xml:space="preserve">Further reading</w:t>
       </w:r>
     </w:p>
     <w:p>
@@ -233,114 +307,7 @@
         </w:numPr>
         <w:spacing w:after="60"/>
       </w:pPr>
-      <w:r>
-        <w:t xml:space="preserve">Open the map and click through the bookmarks and pop-ups. Check the legend at the zoom levels the questions use; it changes as you zoom and as layers are turned on and off.</w:t>
-      </w:r>
-    </w:p>
-    <w:p>
-      <w:pPr>
-        <w:pStyle w:val="ListParagraph"/>
-        <w:numPr>
-          <w:ilvl w:val="0"/>
-          <w:numId w:val="2"/>
-        </w:numPr>
-        <w:spacing w:after="60"/>
-      </w:pPr>
-      <w:r>
-        <w:t xml:space="preserve">Decide whether students work alone, in pairs or as a whole class, and whether they use the printed sheet or a digital copy.</w:t>
-      </w:r>
-    </w:p>
-    <w:p>
-      <w:pPr>
-        <w:pStyle w:val="ListParagraph"/>
-        <w:numPr>
-          <w:ilvl w:val="0"/>
-          <w:numId w:val="2"/>
-        </w:numPr>
-        <w:spacing w:after="60"/>
-      </w:pPr>
-      <w:r>
-        <w:t xml:space="preserve">Encourage students to look for patterns and make observations, not just to find the right answers.</w:t>
-      </w:r>
-    </w:p>
-    <w:p>
-      <w:pPr>
-        <w:pStyle w:val="ListParagraph"/>
-        <w:numPr>
-          <w:ilvl w:val="0"/>
-          <w:numId w:val="2"/>
-        </w:numPr>
-        <w:spacing w:after="60"/>
-      </w:pPr>
-      <w:r>
-        <w:t xml:space="preserve">Layers the questions don't use are there for further study.</w:t>
-      </w:r>
-    </w:p>
-    <w:p>
-      <w:pPr>
-        <w:pStyle w:val="Heading2"/>
-      </w:pPr>
-      <w:r>
-        <w:t xml:space="preserve">Discussion questions</w:t>
-      </w:r>
-    </w:p>
-    <w:p>
-      <w:pPr>
-        <w:pStyle w:val="ListParagraph"/>
-        <w:numPr>
-          <w:ilvl w:val="0"/>
-          <w:numId w:val="{n-0}"/>
-        </w:numPr>
-        <w:spacing w:after="60"/>
-      </w:pPr>
-      <w:r>
-        <w:t xml:space="preserve">The battle diamonds cluster in three areas far apart. From the map, what was each side trying to control in each area, and why was none of them decisive?</w:t>
-      </w:r>
-    </w:p>
-    <w:p>
-      <w:pPr>
-        <w:pStyle w:val="ListParagraph"/>
-        <w:numPr>
-          <w:ilvl w:val="0"/>
-          <w:numId w:val="{n-0}"/>
-        </w:numPr>
-        <w:spacing w:after="60"/>
-      </w:pPr>
-      <w:r>
-        <w:t xml:space="preserve">The Battle of New Orleans was fought after the Treaty of Ghent was signed. Looking at where Ghent and New Orleans are, what does that gap tell you about how news travelled and how wars ended in 1815?</w:t>
-      </w:r>
-    </w:p>
-    <w:p>
-      <w:pPr>
-        <w:pStyle w:val="ListParagraph"/>
-        <w:numPr>
-          <w:ilvl w:val="0"/>
-          <w:numId w:val="{n-0}"/>
-        </w:numPr>
-        <w:spacing w:after="60"/>
-      </w:pPr>
-      <w:r>
-        <w:t xml:space="preserve">Most Latin American nations had declared independence before Monroe's 1823 message, and the United States recognized several of them. Comparing the dates on the map, was the Monroe Doctrine leading events or following them?</w:t>
-      </w:r>
-    </w:p>
-    <w:p>
-      <w:pPr>
-        <w:pStyle w:val="Heading2"/>
-      </w:pPr>
-      <w:r>
-        <w:t xml:space="preserve">Further reading</w:t>
-      </w:r>
-    </w:p>
-    <w:p>
-      <w:pPr>
-        <w:pStyle w:val="ListParagraph"/>
-        <w:numPr>
-          <w:ilvl w:val="0"/>
-          <w:numId w:val="2"/>
-        </w:numPr>
-        <w:spacing w:after="60"/>
-      </w:pPr>
-      <w:hyperlink w:history="1" r:id="rIdj8wrx1ihb4ayhb4iry-jm">
+      <w:hyperlink w:history="1" r:id="rIdbcr1qcjgrda6nhg7xocio">
         <w:r>
           <w:rPr>
             <w:color w:val="0A4FA8"/>
@@ -362,7 +329,7 @@
         </w:numPr>
         <w:spacing w:after="60"/>
       </w:pPr>
-      <w:hyperlink w:history="1" r:id="rIdrrqb3wjk9yzz6shnay07b">
+      <w:hyperlink w:history="1" r:id="rIdkybpomjbybgwbvmjtawmp">
         <w:r>
           <w:rPr>
             <w:color w:val="0A4FA8"/>
@@ -384,7 +351,7 @@
         </w:numPr>
         <w:spacing w:after="60"/>
       </w:pPr>
-      <w:hyperlink w:history="1" r:id="rIdzvktcvel-6irhoz7mwiij">
+      <w:hyperlink w:history="1" r:id="rIdjru0rbknqndwbcw_emfzm">
         <w:r>
           <w:rPr>
             <w:color w:val="0A4FA8"/>
@@ -426,7 +393,7 @@
         <w:pStyle w:val="Heading3"/>
       </w:pPr>
       <w:r>
-        <w:t xml:space="preserve">1. Where was the war fought?</w:t>
+        <w:t xml:space="preserve">1. Where was the war fought?, about 10 minutes</w:t>
       </w:r>
     </w:p>
     <w:p>
@@ -436,6 +403,67 @@
       </w:pPr>
       <w:r>
         <w:t xml:space="preserve">Open The War of 1812 bookmark and use the battle diamonds to find the three main areas of fighting.</w:t>
+      </w:r>
+    </w:p>
+    <w:p>
+      <w:pPr>
+        <w:spacing w:after="100"/>
+        <w:ind w:left="360"/>
+      </w:pPr>
+      <w:r>
+        <w:rPr>
+          <w:b/>
+          <w:bCs/>
+        </w:rPr>
+        <w:t xml:space="preserve">From the front: </w:t>
+      </w:r>
+      <w:r>
+        <w:t xml:space="preserve"/>
+      </w:r>
+    </w:p>
+    <w:p>
+      <w:pPr>
+        <w:spacing w:after="40"/>
+        <w:ind w:left="900" w:hanging="360"/>
+      </w:pPr>
+      <w:r>
+        <w:t xml:space="preserve">1.	Open The War of 1812 bookmark.</w:t>
+      </w:r>
+    </w:p>
+    <w:p>
+      <w:pPr>
+        <w:spacing w:after="40"/>
+        <w:ind w:left="900" w:hanging="360"/>
+      </w:pPr>
+      <w:r>
+        <w:t xml:space="preserve">2.	Open the legend: blue for an American victory, red for British, gray if inconclusive, and bigger diamonds for more casualties.</w:t>
+      </w:r>
+    </w:p>
+    <w:p>
+      <w:pPr>
+        <w:spacing w:after="40"/>
+        <w:ind w:left="900" w:hanging="360"/>
+      </w:pPr>
+      <w:r>
+        <w:t xml:space="preserve">3.	Click a diamond near the Great Lakes and read the battle name and State Name in the pop-up.</w:t>
+      </w:r>
+    </w:p>
+    <w:p>
+      <w:pPr>
+        <w:spacing w:after="40"/>
+        <w:ind w:left="900" w:hanging="360"/>
+      </w:pPr>
+      <w:r>
+        <w:t xml:space="preserve">4.	Click a diamond in each of the other clusters and read where it was fought.</w:t>
+      </w:r>
+    </w:p>
+    <w:p>
+      <w:pPr>
+        <w:spacing w:after="40"/>
+        <w:ind w:left="900" w:hanging="360"/>
+      </w:pPr>
+      <w:r>
+        <w:t xml:space="preserve">5.	Ask: in which three areas was most of the fighting?</w:t>
       </w:r>
     </w:p>
     <w:p>
@@ -491,7 +519,7 @@
         <w:pStyle w:val="Heading3"/>
       </w:pPr>
       <w:r>
-        <w:t xml:space="preserve">2. The biggest battles</w:t>
+        <w:t xml:space="preserve">2. The biggest battles (if you only do one), about 15 minutes</w:t>
       </w:r>
     </w:p>
     <w:p>
@@ -501,6 +529,76 @@
       </w:pPr>
       <w:r>
         <w:t xml:space="preserve">Click the largest diamonds to find the battles with the most casualties, their dates and results, and compare the date of New Orleans with the Treaty of Ghent.</w:t>
+      </w:r>
+    </w:p>
+    <w:p>
+      <w:pPr>
+        <w:spacing w:after="100"/>
+        <w:ind w:left="360"/>
+      </w:pPr>
+      <w:r>
+        <w:rPr>
+          <w:b/>
+          <w:bCs/>
+        </w:rPr>
+        <w:t xml:space="preserve">From the front: </w:t>
+      </w:r>
+      <w:r>
+        <w:t xml:space="preserve"/>
+      </w:r>
+    </w:p>
+    <w:p>
+      <w:pPr>
+        <w:spacing w:after="40"/>
+        <w:ind w:left="900" w:hanging="360"/>
+      </w:pPr>
+      <w:r>
+        <w:t xml:space="preserve">1.	Open The War of 1812 bookmark.</w:t>
+      </w:r>
+    </w:p>
+    <w:p>
+      <w:pPr>
+        <w:spacing w:after="40"/>
+        <w:ind w:left="900" w:hanging="360"/>
+      </w:pPr>
+      <w:r>
+        <w:t xml:space="preserve">2.	Click the biggest diamond and read Battle Dates, Battle Victor and Total Casualties in the pop-up.</w:t>
+      </w:r>
+    </w:p>
+    <w:p>
+      <w:pPr>
+        <w:spacing w:after="40"/>
+        <w:ind w:left="900" w:hanging="360"/>
+      </w:pPr>
+      <w:r>
+        <w:t xml:space="preserve">3.	Click the next two biggest diamonds and read the same three fields.</w:t>
+      </w:r>
+    </w:p>
+    <w:p>
+      <w:pPr>
+        <w:spacing w:after="40"/>
+        <w:ind w:left="900" w:hanging="360"/>
+      </w:pPr>
+      <w:r>
+        <w:t xml:space="preserve">4.	Ask: where and when was each battle fought, and who won?</w:t>
+      </w:r>
+    </w:p>
+    <w:p>
+      <w:pPr>
+        <w:spacing w:after="40"/>
+        <w:ind w:left="900" w:hanging="360"/>
+      </w:pPr>
+      <w:r>
+        <w:t xml:space="preserve">5.	Write on the board: Treaty of Ghent signed December 24, 1814.</w:t>
+      </w:r>
+    </w:p>
+    <w:p>
+      <w:pPr>
+        <w:spacing w:after="40"/>
+        <w:ind w:left="900" w:hanging="360"/>
+      </w:pPr>
+      <w:r>
+        <w:t xml:space="preserve">6.	Ask: which big battle came after the treaty was signed?</w:t>
       </w:r>
     </w:p>
     <w:p>
@@ -1290,7 +1388,7 @@
         <w:pStyle w:val="Heading3"/>
       </w:pPr>
       <w:r>
-        <w:t xml:space="preserve">3. Florida and a new border</w:t>
+        <w:t xml:space="preserve">3. Florida and a new border, about 12 minutes</w:t>
       </w:r>
     </w:p>
     <w:p>
@@ -1300,6 +1398,76 @@
       </w:pPr>
       <w:r>
         <w:t xml:space="preserve">Open The 1819 boundary bookmark, turn on Land Spain gave up in 1819 and the Adams–Onís Treaty line, and read their pop-ups to describe what the treaty settled.</w:t>
+      </w:r>
+    </w:p>
+    <w:p>
+      <w:pPr>
+        <w:spacing w:after="100"/>
+        <w:ind w:left="360"/>
+      </w:pPr>
+      <w:r>
+        <w:rPr>
+          <w:b/>
+          <w:bCs/>
+        </w:rPr>
+        <w:t xml:space="preserve">From the front: </w:t>
+      </w:r>
+      <w:r>
+        <w:t xml:space="preserve"/>
+      </w:r>
+    </w:p>
+    <w:p>
+      <w:pPr>
+        <w:spacing w:after="40"/>
+        <w:ind w:left="900" w:hanging="360"/>
+      </w:pPr>
+      <w:r>
+        <w:t xml:space="preserve">1.	Open The 1819 boundary bookmark.</w:t>
+      </w:r>
+    </w:p>
+    <w:p>
+      <w:pPr>
+        <w:spacing w:after="40"/>
+        <w:ind w:left="900" w:hanging="360"/>
+      </w:pPr>
+      <w:r>
+        <w:t xml:space="preserve">2.	In Map layers, turn on Land Spain gave up in 1819 and Adams–Onís Treaty line, 1819.</w:t>
+      </w:r>
+    </w:p>
+    <w:p>
+      <w:pPr>
+        <w:spacing w:after="40"/>
+        <w:ind w:left="900" w:hanging="360"/>
+      </w:pPr>
+      <w:r>
+        <w:t xml:space="preserve">3.	Click the green land and read the Notes in the pop-up.</w:t>
+      </w:r>
+    </w:p>
+    <w:p>
+      <w:pPr>
+        <w:spacing w:after="40"/>
+        <w:ind w:left="900" w:hanging="360"/>
+      </w:pPr>
+      <w:r>
+        <w:t xml:space="preserve">4.	Ask: what did the United States gain from Spain?</w:t>
+      </w:r>
+    </w:p>
+    <w:p>
+      <w:pPr>
+        <w:spacing w:after="40"/>
+        <w:ind w:left="900" w:hanging="360"/>
+      </w:pPr>
+      <w:r>
+        <w:t xml:space="preserve">5.	Click part 1 of the pink dashed line and read its description, then click the next parts going west.</w:t>
+      </w:r>
+    </w:p>
+    <w:p>
+      <w:pPr>
+        <w:spacing w:after="40"/>
+        <w:ind w:left="900" w:hanging="360"/>
+      </w:pPr>
+      <w:r>
+        <w:t xml:space="preserve">6.	Ask: which rivers and lines of latitude and longitude does the border follow?</w:t>
       </w:r>
     </w:p>
     <w:p>
@@ -1355,7 +1523,7 @@
         <w:pStyle w:val="Heading3"/>
       </w:pPr>
       <w:r>
-        <w:t xml:space="preserve">4. New nations and the Monroe Doctrine</w:t>
+        <w:t xml:space="preserve">4. New nations and the Monroe Doctrine, about 12 minutes</w:t>
       </w:r>
     </w:p>
     <w:p>
@@ -1365,6 +1533,76 @@
       </w:pPr>
       <w:r>
         <w:t xml:space="preserve">Open Latin America in 1825, turn on the independence layer, and compare the dates of independence and US recognition with President Monroe's message of December 2, 1823.</w:t>
+      </w:r>
+    </w:p>
+    <w:p>
+      <w:pPr>
+        <w:spacing w:after="100"/>
+        <w:ind w:left="360"/>
+      </w:pPr>
+      <w:r>
+        <w:rPr>
+          <w:b/>
+          <w:bCs/>
+        </w:rPr>
+        <w:t xml:space="preserve">From the front: </w:t>
+      </w:r>
+      <w:r>
+        <w:t xml:space="preserve"/>
+      </w:r>
+    </w:p>
+    <w:p>
+      <w:pPr>
+        <w:spacing w:after="40"/>
+        <w:ind w:left="900" w:hanging="360"/>
+      </w:pPr>
+      <w:r>
+        <w:t xml:space="preserve">1.	Open the Latin America in 1825 bookmark.</w:t>
+      </w:r>
+    </w:p>
+    <w:p>
+      <w:pPr>
+        <w:spacing w:after="40"/>
+        <w:ind w:left="900" w:hanging="360"/>
+      </w:pPr>
+      <w:r>
+        <w:t xml:space="preserve">2.	In Map layers, turn on Latin American independence and US recognition.</w:t>
+      </w:r>
+    </w:p>
+    <w:p>
+      <w:pPr>
+        <w:spacing w:after="40"/>
+        <w:ind w:left="900" w:hanging="360"/>
+      </w:pPr>
+      <w:r>
+        <w:t xml:space="preserve">3.	Open the legend: blue circles recognized by 1824, orange diamonds recognized later.</w:t>
+      </w:r>
+    </w:p>
+    <w:p>
+      <w:pPr>
+        <w:spacing w:after="40"/>
+        <w:ind w:left="900" w:hanging="360"/>
+      </w:pPr>
+      <w:r>
+        <w:t xml:space="preserve">4.	Click a blue circle and read the US recognition date in the pop-up.</w:t>
+      </w:r>
+    </w:p>
+    <w:p>
+      <w:pPr>
+        <w:spacing w:after="40"/>
+        <w:ind w:left="900" w:hanging="360"/>
+      </w:pPr>
+      <w:r>
+        <w:t xml:space="preserve">5.	Write on the board: Monroe's message, December 2, 1823.</w:t>
+      </w:r>
+    </w:p>
+    <w:p>
+      <w:pPr>
+        <w:spacing w:after="40"/>
+        <w:ind w:left="900" w:hanging="360"/>
+      </w:pPr>
+      <w:r>
+        <w:t xml:space="preserve">6.	Ask: which nations had the United States recognized before that date, and why might Monroe have warned European powers to stay out?</w:t>
       </w:r>
     </w:p>
     <w:p>
@@ -2810,7 +3048,7 @@
       <w:pStyle w:val="Credits"/>
     </w:pPr>
     <w:r>
-      <w:t xml:space="preserve">Teacher notes: The War of 1812 and the Monroe Doctrine, 1807–1823, 0.3.2. For teachers.</w:t>
+      <w:t xml:space="preserve">Teacher notes: The War of 1812 and the Monroe Doctrine, 1807–1823, 0.4.0. For teachers.</w:t>
     </w:r>
   </w:p>
 </w:ftr>

--- a/resources/dist/sheets/war-of-1812-and-monroe-doctrine-teacher-notes-en.docx
+++ b/resources/dist/sheets/war-of-1812-and-monroe-doctrine-teacher-notes-en.docx
@@ -45,7 +45,7 @@
         </w:rPr>
         <w:t xml:space="preserve">Map: </w:t>
       </w:r>
-      <w:hyperlink w:history="1" r:id="rIdwm_ur3nvxwdfuwvc8ygwk">
+      <w:hyperlink w:history="1" r:id="rIdmj5hhbqq8q5k1jexumihh">
         <w:r>
           <w:rPr>
             <w:color w:val="0A4FA8"/>
@@ -307,7 +307,7 @@
         </w:numPr>
         <w:spacing w:after="60"/>
       </w:pPr>
-      <w:hyperlink w:history="1" r:id="rIdbcr1qcjgrda6nhg7xocio">
+      <w:hyperlink w:history="1" r:id="rIdaz2gchiebaeye9fznc_ee">
         <w:r>
           <w:rPr>
             <w:color w:val="0A4FA8"/>
@@ -329,7 +329,7 @@
         </w:numPr>
         <w:spacing w:after="60"/>
       </w:pPr>
-      <w:hyperlink w:history="1" r:id="rIdkybpomjbybgwbvmjtawmp">
+      <w:hyperlink w:history="1" r:id="rIdykvmffguljwlstfobqxhv">
         <w:r>
           <w:rPr>
             <w:color w:val="0A4FA8"/>
@@ -351,7 +351,7 @@
         </w:numPr>
         <w:spacing w:after="60"/>
       </w:pPr>
-      <w:hyperlink w:history="1" r:id="rIdjru0rbknqndwbcw_emfzm">
+      <w:hyperlink w:history="1" r:id="rId30eandso6o208g8j2yx0e">
         <w:r>
           <w:rPr>
             <w:color w:val="0A4FA8"/>

--- a/resources/dist/sheets/war-of-1812-and-monroe-doctrine-teacher-notes-en.docx
+++ b/resources/dist/sheets/war-of-1812-and-monroe-doctrine-teacher-notes-en.docx
@@ -45,7 +45,7 @@
         </w:rPr>
         <w:t xml:space="preserve">Map: </w:t>
       </w:r>
-      <w:hyperlink w:history="1" r:id="rIdmj5hhbqq8q5k1jexumihh">
+      <w:hyperlink w:history="1" r:id="rIdjjqqmssmonl4o_crj5d4k">
         <w:r>
           <w:rPr>
             <w:color w:val="0A4FA8"/>
@@ -307,7 +307,7 @@
         </w:numPr>
         <w:spacing w:after="60"/>
       </w:pPr>
-      <w:hyperlink w:history="1" r:id="rIdaz2gchiebaeye9fznc_ee">
+      <w:hyperlink w:history="1" r:id="rId4n4xny6stevzcwf7ljghg">
         <w:r>
           <w:rPr>
             <w:color w:val="0A4FA8"/>
@@ -329,7 +329,7 @@
         </w:numPr>
         <w:spacing w:after="60"/>
       </w:pPr>
-      <w:hyperlink w:history="1" r:id="rIdykvmffguljwlstfobqxhv">
+      <w:hyperlink w:history="1" r:id="rIdb5jo683fjyhou-dldyl-s">
         <w:r>
           <w:rPr>
             <w:color w:val="0A4FA8"/>
@@ -351,7 +351,7 @@
         </w:numPr>
         <w:spacing w:after="60"/>
       </w:pPr>
-      <w:hyperlink w:history="1" r:id="rId30eandso6o208g8j2yx0e">
+      <w:hyperlink w:history="1" r:id="rIdysnzdfjdjxzbpimqs5c_b">
         <w:r>
           <w:rPr>
             <w:color w:val="0A4FA8"/>
@@ -3048,7 +3048,7 @@
       <w:pStyle w:val="Credits"/>
     </w:pPr>
     <w:r>
-      <w:t xml:space="preserve">Teacher notes: The War of 1812 and the Monroe Doctrine, 1807–1823, 0.4.0. For teachers.</w:t>
+      <w:t xml:space="preserve">Teacher notes: The War of 1812 and the Monroe Doctrine, 1807–1823, 0.5.0. For teachers.</w:t>
     </w:r>
   </w:p>
 </w:ftr>

--- a/resources/dist/sheets/war-of-1812-and-monroe-doctrine-teacher-notes-en.docx
+++ b/resources/dist/sheets/war-of-1812-and-monroe-doctrine-teacher-notes-en.docx
@@ -45,7 +45,7 @@
         </w:rPr>
         <w:t xml:space="preserve">Map: </w:t>
       </w:r>
-      <w:hyperlink w:history="1" r:id="rIdjjqqmssmonl4o_crj5d4k">
+      <w:hyperlink w:history="1" r:id="rIdvxu6h2emzzz_tflu_kv3v">
         <w:r>
           <w:rPr>
             <w:color w:val="0A4FA8"/>
@@ -307,7 +307,7 @@
         </w:numPr>
         <w:spacing w:after="60"/>
       </w:pPr>
-      <w:hyperlink w:history="1" r:id="rId4n4xny6stevzcwf7ljghg">
+      <w:hyperlink w:history="1" r:id="rIdtxk94p6wqxjzvtn3socod">
         <w:r>
           <w:rPr>
             <w:color w:val="0A4FA8"/>
@@ -329,7 +329,7 @@
         </w:numPr>
         <w:spacing w:after="60"/>
       </w:pPr>
-      <w:hyperlink w:history="1" r:id="rIdb5jo683fjyhou-dldyl-s">
+      <w:hyperlink w:history="1" r:id="rIdttgcbgjzuvvzubpnqztrz">
         <w:r>
           <w:rPr>
             <w:color w:val="0A4FA8"/>
@@ -351,7 +351,7 @@
         </w:numPr>
         <w:spacing w:after="60"/>
       </w:pPr>
-      <w:hyperlink w:history="1" r:id="rIdysnzdfjdjxzbpimqs5c_b">
+      <w:hyperlink w:history="1" r:id="rIdnlnmng65liziv5v9qkkre">
         <w:r>
           <w:rPr>
             <w:color w:val="0A4FA8"/>
@@ -789,6 +789,9 @@
         </w:tc>
       </w:tr>
       <w:tr>
+        <w:trPr>
+          <w:cantSplit/>
+        </w:trPr>
         <w:tc>
           <w:tcPr>
             <w:tcW w:type="dxa" w:w="2520"/>
@@ -903,6 +906,9 @@
         </w:tc>
       </w:tr>
       <w:tr>
+        <w:trPr>
+          <w:cantSplit/>
+        </w:trPr>
         <w:tc>
           <w:tcPr>
             <w:tcW w:type="dxa" w:w="2520"/>
@@ -1017,6 +1023,9 @@
         </w:tc>
       </w:tr>
       <w:tr>
+        <w:trPr>
+          <w:cantSplit/>
+        </w:trPr>
         <w:tc>
           <w:tcPr>
             <w:tcW w:type="dxa" w:w="2520"/>
@@ -1131,6 +1140,9 @@
         </w:tc>
       </w:tr>
       <w:tr>
+        <w:trPr>
+          <w:cantSplit/>
+        </w:trPr>
         <w:tc>
           <w:tcPr>
             <w:tcW w:type="dxa" w:w="2520"/>
@@ -1245,6 +1257,9 @@
         </w:tc>
       </w:tr>
       <w:tr>
+        <w:trPr>
+          <w:cantSplit/>
+        </w:trPr>
         <w:tc>
           <w:tcPr>
             <w:tcW w:type="dxa" w:w="2520"/>
@@ -1763,6 +1778,9 @@
         </w:tc>
       </w:tr>
       <w:tr>
+        <w:trPr>
+          <w:cantSplit/>
+        </w:trPr>
         <w:tc>
           <w:tcPr>
             <w:tcW w:type="dxa" w:w="3360"/>
@@ -1849,6 +1867,9 @@
         </w:tc>
       </w:tr>
       <w:tr>
+        <w:trPr>
+          <w:cantSplit/>
+        </w:trPr>
         <w:tc>
           <w:tcPr>
             <w:tcW w:type="dxa" w:w="3360"/>
@@ -1935,6 +1956,9 @@
         </w:tc>
       </w:tr>
       <w:tr>
+        <w:trPr>
+          <w:cantSplit/>
+        </w:trPr>
         <w:tc>
           <w:tcPr>
             <w:tcW w:type="dxa" w:w="3360"/>
@@ -2021,6 +2045,9 @@
         </w:tc>
       </w:tr>
       <w:tr>
+        <w:trPr>
+          <w:cantSplit/>
+        </w:trPr>
         <w:tc>
           <w:tcPr>
             <w:tcW w:type="dxa" w:w="3360"/>
@@ -2107,6 +2134,9 @@
         </w:tc>
       </w:tr>
       <w:tr>
+        <w:trPr>
+          <w:cantSplit/>
+        </w:trPr>
         <w:tc>
           <w:tcPr>
             <w:tcW w:type="dxa" w:w="3360"/>
@@ -2193,6 +2223,9 @@
         </w:tc>
       </w:tr>
       <w:tr>
+        <w:trPr>
+          <w:cantSplit/>
+        </w:trPr>
         <w:tc>
           <w:tcPr>
             <w:tcW w:type="dxa" w:w="3360"/>
@@ -2317,6 +2350,816 @@
       </w:pPr>
       <w:r>
         <w:t xml:space="preserve">Students answer with evidence from at least two layers. Some ways to do it: a paragraph; a sketch of the three war fronts and of the 1819 border and the area the Monroe Doctrine covered (sketches are not saved, so students should screenshot or describe them); or a short talk using the map. Accept answers that use the battles to show the war ended without gains, the 1819 layers to show the United States growing and fixing its border with Spain, and the independence layer to show the new nations the Monroe Doctrine spoke for.</w:t>
+      </w:r>
+    </w:p>
+    <w:p>
+      <w:pPr>
+        <w:pStyle w:val="Heading2"/>
+      </w:pPr>
+      <w:r>
+        <w:t xml:space="preserve">Assessing the answer</w:t>
+      </w:r>
+    </w:p>
+    <w:p>
+      <w:pPr>
+        <w:spacing w:after="100"/>
+      </w:pPr>
+      <w:r>
+        <w:t xml:space="preserve">One way to assess the answer to the compelling question: the rubric every lesson shares (four criteria, four levels), with this lesson's own line on what counts as map evidence, and a model answer at the top level. Use it as it is, adapt it, or use your own.</w:t>
+      </w:r>
+    </w:p>
+    <w:p>
+      <w:pPr>
+        <w:spacing w:after="100"/>
+        <w:ind w:left="360"/>
+      </w:pPr>
+      <w:r>
+        <w:rPr>
+          <w:b/>
+          <w:bCs/>
+        </w:rPr>
+        <w:t xml:space="preserve">Map evidence in this lesson: </w:t>
+      </w:r>
+      <w:r>
+        <w:t xml:space="preserve">Strong answers use the Battles of the War of 1812 pop-ups (Battle Victor, Total Casualties: Fort Erie 2,628; New Orleans, January 8, 1815, after the Treaty of Ghent of December 24, 1814), the Land Spain gave up in 1819 and Adams–Onís Treaty line pop-ups (East and West Florida; Sabine River, 100° W, 42° N) and the Latin American independence pop-ups (Mexico recognized December 12, 1822).</w:t>
+      </w:r>
+    </w:p>
+    <w:tbl>
+      <w:tblPr>
+        <w:tblW w:type="dxa" w:w="10080"/>
+        <w:tblBorders>
+          <w:top w:val="single" w:color="auto" w:sz="4"/>
+          <w:left w:val="single" w:color="auto" w:sz="4"/>
+          <w:bottom w:val="single" w:color="auto" w:sz="4"/>
+          <w:right w:val="single" w:color="auto" w:sz="4"/>
+          <w:insideH w:val="single" w:color="auto" w:sz="4"/>
+          <w:insideV w:val="single" w:color="auto" w:sz="4"/>
+        </w:tblBorders>
+      </w:tblPr>
+      <w:tblGrid>
+        <w:gridCol w:w="2016"/>
+        <w:gridCol w:w="2016"/>
+        <w:gridCol w:w="2016"/>
+        <w:gridCol w:w="2016"/>
+        <w:gridCol w:w="2016"/>
+      </w:tblGrid>
+      <w:tr>
+        <w:trPr>
+          <w:tblHeader/>
+        </w:trPr>
+        <w:tc>
+          <w:tcPr>
+            <w:tcW w:type="dxa" w:w="2016"/>
+            <w:tcBorders>
+              <w:top w:val="single" w:color="BFBFBF" w:sz="4"/>
+              <w:left w:val="single" w:color="BFBFBF" w:sz="4"/>
+              <w:bottom w:val="single" w:color="BFBFBF" w:sz="4"/>
+              <w:right w:val="single" w:color="BFBFBF" w:sz="4"/>
+            </w:tcBorders>
+            <w:shd w:fill="E7EDF3" w:color="auto" w:val="clear"/>
+            <w:tcMar>
+              <w:top w:type="dxa" w:w="60"/>
+              <w:left w:type="dxa" w:w="90"/>
+              <w:bottom w:type="dxa" w:w="60"/>
+              <w:right w:type="dxa" w:w="90"/>
+            </w:tcMar>
+          </w:tcPr>
+          <w:p>
+            <w:r>
+              <w:rPr>
+                <w:b/>
+                <w:bCs/>
+                <w:sz w:val="20"/>
+                <w:szCs w:val="20"/>
+              </w:rPr>
+              <w:t xml:space="preserve">Criterion</w:t>
+            </w:r>
+          </w:p>
+        </w:tc>
+        <w:tc>
+          <w:tcPr>
+            <w:tcW w:type="dxa" w:w="2016"/>
+            <w:tcBorders>
+              <w:top w:val="single" w:color="BFBFBF" w:sz="4"/>
+              <w:left w:val="single" w:color="BFBFBF" w:sz="4"/>
+              <w:bottom w:val="single" w:color="BFBFBF" w:sz="4"/>
+              <w:right w:val="single" w:color="BFBFBF" w:sz="4"/>
+            </w:tcBorders>
+            <w:shd w:fill="E7EDF3" w:color="auto" w:val="clear"/>
+            <w:tcMar>
+              <w:top w:type="dxa" w:w="60"/>
+              <w:left w:type="dxa" w:w="90"/>
+              <w:bottom w:type="dxa" w:w="60"/>
+              <w:right w:type="dxa" w:w="90"/>
+            </w:tcMar>
+          </w:tcPr>
+          <w:p>
+            <w:r>
+              <w:rPr>
+                <w:b/>
+                <w:bCs/>
+                <w:sz w:val="20"/>
+                <w:szCs w:val="20"/>
+              </w:rPr>
+              <w:t xml:space="preserve">1 Beginning</w:t>
+            </w:r>
+          </w:p>
+        </w:tc>
+        <w:tc>
+          <w:tcPr>
+            <w:tcW w:type="dxa" w:w="2016"/>
+            <w:tcBorders>
+              <w:top w:val="single" w:color="BFBFBF" w:sz="4"/>
+              <w:left w:val="single" w:color="BFBFBF" w:sz="4"/>
+              <w:bottom w:val="single" w:color="BFBFBF" w:sz="4"/>
+              <w:right w:val="single" w:color="BFBFBF" w:sz="4"/>
+            </w:tcBorders>
+            <w:shd w:fill="E7EDF3" w:color="auto" w:val="clear"/>
+            <w:tcMar>
+              <w:top w:type="dxa" w:w="60"/>
+              <w:left w:type="dxa" w:w="90"/>
+              <w:bottom w:type="dxa" w:w="60"/>
+              <w:right w:type="dxa" w:w="90"/>
+            </w:tcMar>
+          </w:tcPr>
+          <w:p>
+            <w:r>
+              <w:rPr>
+                <w:b/>
+                <w:bCs/>
+                <w:sz w:val="20"/>
+                <w:szCs w:val="20"/>
+              </w:rPr>
+              <w:t xml:space="preserve">2 Developing</w:t>
+            </w:r>
+          </w:p>
+        </w:tc>
+        <w:tc>
+          <w:tcPr>
+            <w:tcW w:type="dxa" w:w="2016"/>
+            <w:tcBorders>
+              <w:top w:val="single" w:color="BFBFBF" w:sz="4"/>
+              <w:left w:val="single" w:color="BFBFBF" w:sz="4"/>
+              <w:bottom w:val="single" w:color="BFBFBF" w:sz="4"/>
+              <w:right w:val="single" w:color="BFBFBF" w:sz="4"/>
+            </w:tcBorders>
+            <w:shd w:fill="E7EDF3" w:color="auto" w:val="clear"/>
+            <w:tcMar>
+              <w:top w:type="dxa" w:w="60"/>
+              <w:left w:type="dxa" w:w="90"/>
+              <w:bottom w:type="dxa" w:w="60"/>
+              <w:right w:type="dxa" w:w="90"/>
+            </w:tcMar>
+          </w:tcPr>
+          <w:p>
+            <w:r>
+              <w:rPr>
+                <w:b/>
+                <w:bCs/>
+                <w:sz w:val="20"/>
+                <w:szCs w:val="20"/>
+              </w:rPr>
+              <w:t xml:space="preserve">3 Secure</w:t>
+            </w:r>
+          </w:p>
+        </w:tc>
+        <w:tc>
+          <w:tcPr>
+            <w:tcW w:type="dxa" w:w="2016"/>
+            <w:tcBorders>
+              <w:top w:val="single" w:color="BFBFBF" w:sz="4"/>
+              <w:left w:val="single" w:color="BFBFBF" w:sz="4"/>
+              <w:bottom w:val="single" w:color="BFBFBF" w:sz="4"/>
+              <w:right w:val="single" w:color="BFBFBF" w:sz="4"/>
+            </w:tcBorders>
+            <w:shd w:fill="E7EDF3" w:color="auto" w:val="clear"/>
+            <w:tcMar>
+              <w:top w:type="dxa" w:w="60"/>
+              <w:left w:type="dxa" w:w="90"/>
+              <w:bottom w:type="dxa" w:w="60"/>
+              <w:right w:type="dxa" w:w="90"/>
+            </w:tcMar>
+          </w:tcPr>
+          <w:p>
+            <w:r>
+              <w:rPr>
+                <w:b/>
+                <w:bCs/>
+                <w:sz w:val="20"/>
+                <w:szCs w:val="20"/>
+              </w:rPr>
+              <w:t xml:space="preserve">4 Strong</w:t>
+            </w:r>
+          </w:p>
+        </w:tc>
+      </w:tr>
+      <w:tr>
+        <w:trPr>
+          <w:cantSplit/>
+        </w:trPr>
+        <w:tc>
+          <w:tcPr>
+            <w:tcW w:type="dxa" w:w="2016"/>
+            <w:tcBorders>
+              <w:top w:val="single" w:color="BFBFBF" w:sz="4"/>
+              <w:left w:val="single" w:color="BFBFBF" w:sz="4"/>
+              <w:bottom w:val="single" w:color="BFBFBF" w:sz="4"/>
+              <w:right w:val="single" w:color="BFBFBF" w:sz="4"/>
+            </w:tcBorders>
+            <w:tcMar>
+              <w:top w:type="dxa" w:w="60"/>
+              <w:left w:type="dxa" w:w="90"/>
+              <w:bottom w:type="dxa" w:w="60"/>
+              <w:right w:type="dxa" w:w="90"/>
+            </w:tcMar>
+          </w:tcPr>
+          <w:p>
+            <w:r>
+              <w:rPr>
+                <w:b w:val="false"/>
+                <w:bCs w:val="false"/>
+                <w:sz w:val="20"/>
+                <w:szCs w:val="20"/>
+              </w:rPr>
+              <w:t xml:space="preserve">Claim</w:t>
+            </w:r>
+          </w:p>
+        </w:tc>
+        <w:tc>
+          <w:tcPr>
+            <w:tcW w:type="dxa" w:w="2016"/>
+            <w:tcBorders>
+              <w:top w:val="single" w:color="BFBFBF" w:sz="4"/>
+              <w:left w:val="single" w:color="BFBFBF" w:sz="4"/>
+              <w:bottom w:val="single" w:color="BFBFBF" w:sz="4"/>
+              <w:right w:val="single" w:color="BFBFBF" w:sz="4"/>
+            </w:tcBorders>
+            <w:tcMar>
+              <w:top w:type="dxa" w:w="60"/>
+              <w:left w:type="dxa" w:w="90"/>
+              <w:bottom w:type="dxa" w:w="60"/>
+              <w:right w:type="dxa" w:w="90"/>
+            </w:tcMar>
+          </w:tcPr>
+          <w:p>
+            <w:r>
+              <w:rPr>
+                <w:b w:val="false"/>
+                <w:bCs w:val="false"/>
+                <w:sz w:val="20"/>
+                <w:szCs w:val="20"/>
+              </w:rPr>
+              <w:t xml:space="preserve">No clear answer to the big question, or restates the question.</w:t>
+            </w:r>
+          </w:p>
+        </w:tc>
+        <w:tc>
+          <w:tcPr>
+            <w:tcW w:type="dxa" w:w="2016"/>
+            <w:tcBorders>
+              <w:top w:val="single" w:color="BFBFBF" w:sz="4"/>
+              <w:left w:val="single" w:color="BFBFBF" w:sz="4"/>
+              <w:bottom w:val="single" w:color="BFBFBF" w:sz="4"/>
+              <w:right w:val="single" w:color="BFBFBF" w:sz="4"/>
+            </w:tcBorders>
+            <w:tcMar>
+              <w:top w:type="dxa" w:w="60"/>
+              <w:left w:type="dxa" w:w="90"/>
+              <w:bottom w:type="dxa" w:w="60"/>
+              <w:right w:type="dxa" w:w="90"/>
+            </w:tcMar>
+          </w:tcPr>
+          <w:p>
+            <w:r>
+              <w:rPr>
+                <w:b w:val="false"/>
+                <w:bCs w:val="false"/>
+                <w:sz w:val="20"/>
+                <w:szCs w:val="20"/>
+              </w:rPr>
+              <w:t xml:space="preserve">Gives an answer, but it is vague or only partly about the big question.</w:t>
+            </w:r>
+          </w:p>
+        </w:tc>
+        <w:tc>
+          <w:tcPr>
+            <w:tcW w:type="dxa" w:w="2016"/>
+            <w:tcBorders>
+              <w:top w:val="single" w:color="BFBFBF" w:sz="4"/>
+              <w:left w:val="single" w:color="BFBFBF" w:sz="4"/>
+              <w:bottom w:val="single" w:color="BFBFBF" w:sz="4"/>
+              <w:right w:val="single" w:color="BFBFBF" w:sz="4"/>
+            </w:tcBorders>
+            <w:tcMar>
+              <w:top w:type="dxa" w:w="60"/>
+              <w:left w:type="dxa" w:w="90"/>
+              <w:bottom w:type="dxa" w:w="60"/>
+              <w:right w:type="dxa" w:w="90"/>
+            </w:tcMar>
+          </w:tcPr>
+          <w:p>
+            <w:r>
+              <w:rPr>
+                <w:b w:val="false"/>
+                <w:bCs w:val="false"/>
+                <w:sz w:val="20"/>
+                <w:szCs w:val="20"/>
+              </w:rPr>
+              <w:t xml:space="preserve">Gives a clear answer to the big question.</w:t>
+            </w:r>
+          </w:p>
+        </w:tc>
+        <w:tc>
+          <w:tcPr>
+            <w:tcW w:type="dxa" w:w="2016"/>
+            <w:tcBorders>
+              <w:top w:val="single" w:color="BFBFBF" w:sz="4"/>
+              <w:left w:val="single" w:color="BFBFBF" w:sz="4"/>
+              <w:bottom w:val="single" w:color="BFBFBF" w:sz="4"/>
+              <w:right w:val="single" w:color="BFBFBF" w:sz="4"/>
+            </w:tcBorders>
+            <w:tcMar>
+              <w:top w:type="dxa" w:w="60"/>
+              <w:left w:type="dxa" w:w="90"/>
+              <w:bottom w:type="dxa" w:w="60"/>
+              <w:right w:type="dxa" w:w="90"/>
+            </w:tcMar>
+          </w:tcPr>
+          <w:p>
+            <w:r>
+              <w:rPr>
+                <w:b w:val="false"/>
+                <w:bCs w:val="false"/>
+                <w:sz w:val="20"/>
+                <w:szCs w:val="20"/>
+              </w:rPr>
+              <w:t xml:space="preserve">Gives a clear answer and says how far it holds (for example, where or when it does not).</w:t>
+            </w:r>
+          </w:p>
+        </w:tc>
+      </w:tr>
+      <w:tr>
+        <w:trPr>
+          <w:cantSplit/>
+        </w:trPr>
+        <w:tc>
+          <w:tcPr>
+            <w:tcW w:type="dxa" w:w="2016"/>
+            <w:tcBorders>
+              <w:top w:val="single" w:color="BFBFBF" w:sz="4"/>
+              <w:left w:val="single" w:color="BFBFBF" w:sz="4"/>
+              <w:bottom w:val="single" w:color="BFBFBF" w:sz="4"/>
+              <w:right w:val="single" w:color="BFBFBF" w:sz="4"/>
+            </w:tcBorders>
+            <w:tcMar>
+              <w:top w:type="dxa" w:w="60"/>
+              <w:left w:type="dxa" w:w="90"/>
+              <w:bottom w:type="dxa" w:w="60"/>
+              <w:right w:type="dxa" w:w="90"/>
+            </w:tcMar>
+          </w:tcPr>
+          <w:p>
+            <w:r>
+              <w:rPr>
+                <w:b w:val="false"/>
+                <w:bCs w:val="false"/>
+                <w:sz w:val="20"/>
+                <w:szCs w:val="20"/>
+              </w:rPr>
+              <w:t xml:space="preserve">Map evidence</w:t>
+            </w:r>
+          </w:p>
+        </w:tc>
+        <w:tc>
+          <w:tcPr>
+            <w:tcW w:type="dxa" w:w="2016"/>
+            <w:tcBorders>
+              <w:top w:val="single" w:color="BFBFBF" w:sz="4"/>
+              <w:left w:val="single" w:color="BFBFBF" w:sz="4"/>
+              <w:bottom w:val="single" w:color="BFBFBF" w:sz="4"/>
+              <w:right w:val="single" w:color="BFBFBF" w:sz="4"/>
+            </w:tcBorders>
+            <w:tcMar>
+              <w:top w:type="dxa" w:w="60"/>
+              <w:left w:type="dxa" w:w="90"/>
+              <w:bottom w:type="dxa" w:w="60"/>
+              <w:right w:type="dxa" w:w="90"/>
+            </w:tcMar>
+          </w:tcPr>
+          <w:p>
+            <w:r>
+              <w:rPr>
+                <w:b w:val="false"/>
+                <w:bCs w:val="false"/>
+                <w:sz w:val="20"/>
+                <w:szCs w:val="20"/>
+              </w:rPr>
+              <w:t xml:space="preserve">No evidence from the map, or evidence that is not on the map.</w:t>
+            </w:r>
+          </w:p>
+        </w:tc>
+        <w:tc>
+          <w:tcPr>
+            <w:tcW w:type="dxa" w:w="2016"/>
+            <w:tcBorders>
+              <w:top w:val="single" w:color="BFBFBF" w:sz="4"/>
+              <w:left w:val="single" w:color="BFBFBF" w:sz="4"/>
+              <w:bottom w:val="single" w:color="BFBFBF" w:sz="4"/>
+              <w:right w:val="single" w:color="BFBFBF" w:sz="4"/>
+            </w:tcBorders>
+            <w:tcMar>
+              <w:top w:type="dxa" w:w="60"/>
+              <w:left w:type="dxa" w:w="90"/>
+              <w:bottom w:type="dxa" w:w="60"/>
+              <w:right w:type="dxa" w:w="90"/>
+            </w:tcMar>
+          </w:tcPr>
+          <w:p>
+            <w:r>
+              <w:rPr>
+                <w:b w:val="false"/>
+                <w:bCs w:val="false"/>
+                <w:sz w:val="20"/>
+                <w:szCs w:val="20"/>
+              </w:rPr>
+              <w:t xml:space="preserve">One piece of evidence from the map, or evidence that is not specific (no names, dates or numbers).</w:t>
+            </w:r>
+          </w:p>
+        </w:tc>
+        <w:tc>
+          <w:tcPr>
+            <w:tcW w:type="dxa" w:w="2016"/>
+            <w:tcBorders>
+              <w:top w:val="single" w:color="BFBFBF" w:sz="4"/>
+              <w:left w:val="single" w:color="BFBFBF" w:sz="4"/>
+              <w:bottom w:val="single" w:color="BFBFBF" w:sz="4"/>
+              <w:right w:val="single" w:color="BFBFBF" w:sz="4"/>
+            </w:tcBorders>
+            <w:tcMar>
+              <w:top w:type="dxa" w:w="60"/>
+              <w:left w:type="dxa" w:w="90"/>
+              <w:bottom w:type="dxa" w:w="60"/>
+              <w:right w:type="dxa" w:w="90"/>
+            </w:tcMar>
+          </w:tcPr>
+          <w:p>
+            <w:r>
+              <w:rPr>
+                <w:b w:val="false"/>
+                <w:bCs w:val="false"/>
+                <w:sz w:val="20"/>
+                <w:szCs w:val="20"/>
+              </w:rPr>
+              <w:t xml:space="preserve">Specific evidence from at least two layers or places on the map: named features, dates, numbers or distances read from pop-ups, the legend or Measure.</w:t>
+            </w:r>
+          </w:p>
+        </w:tc>
+        <w:tc>
+          <w:tcPr>
+            <w:tcW w:type="dxa" w:w="2016"/>
+            <w:tcBorders>
+              <w:top w:val="single" w:color="BFBFBF" w:sz="4"/>
+              <w:left w:val="single" w:color="BFBFBF" w:sz="4"/>
+              <w:bottom w:val="single" w:color="BFBFBF" w:sz="4"/>
+              <w:right w:val="single" w:color="BFBFBF" w:sz="4"/>
+            </w:tcBorders>
+            <w:tcMar>
+              <w:top w:type="dxa" w:w="60"/>
+              <w:left w:type="dxa" w:w="90"/>
+              <w:bottom w:type="dxa" w:w="60"/>
+              <w:right w:type="dxa" w:w="90"/>
+            </w:tcMar>
+          </w:tcPr>
+          <w:p>
+            <w:r>
+              <w:rPr>
+                <w:b w:val="false"/>
+                <w:bCs w:val="false"/>
+                <w:sz w:val="20"/>
+                <w:szCs w:val="20"/>
+              </w:rPr>
+              <w:t xml:space="preserve">Specific evidence from at least two layers or places, chosen to fit the claim, with the layer or feature named so a reader could find it.</w:t>
+            </w:r>
+          </w:p>
+        </w:tc>
+      </w:tr>
+      <w:tr>
+        <w:trPr>
+          <w:cantSplit/>
+        </w:trPr>
+        <w:tc>
+          <w:tcPr>
+            <w:tcW w:type="dxa" w:w="2016"/>
+            <w:tcBorders>
+              <w:top w:val="single" w:color="BFBFBF" w:sz="4"/>
+              <w:left w:val="single" w:color="BFBFBF" w:sz="4"/>
+              <w:bottom w:val="single" w:color="BFBFBF" w:sz="4"/>
+              <w:right w:val="single" w:color="BFBFBF" w:sz="4"/>
+            </w:tcBorders>
+            <w:tcMar>
+              <w:top w:type="dxa" w:w="60"/>
+              <w:left w:type="dxa" w:w="90"/>
+              <w:bottom w:type="dxa" w:w="60"/>
+              <w:right w:type="dxa" w:w="90"/>
+            </w:tcMar>
+          </w:tcPr>
+          <w:p>
+            <w:r>
+              <w:rPr>
+                <w:b w:val="false"/>
+                <w:bCs w:val="false"/>
+                <w:sz w:val="20"/>
+                <w:szCs w:val="20"/>
+              </w:rPr>
+              <w:t xml:space="preserve">Geographic reasoning</w:t>
+            </w:r>
+          </w:p>
+        </w:tc>
+        <w:tc>
+          <w:tcPr>
+            <w:tcW w:type="dxa" w:w="2016"/>
+            <w:tcBorders>
+              <w:top w:val="single" w:color="BFBFBF" w:sz="4"/>
+              <w:left w:val="single" w:color="BFBFBF" w:sz="4"/>
+              <w:bottom w:val="single" w:color="BFBFBF" w:sz="4"/>
+              <w:right w:val="single" w:color="BFBFBF" w:sz="4"/>
+            </w:tcBorders>
+            <w:tcMar>
+              <w:top w:type="dxa" w:w="60"/>
+              <w:left w:type="dxa" w:w="90"/>
+              <w:bottom w:type="dxa" w:w="60"/>
+              <w:right w:type="dxa" w:w="90"/>
+            </w:tcMar>
+          </w:tcPr>
+          <w:p>
+            <w:r>
+              <w:rPr>
+                <w:b w:val="false"/>
+                <w:bCs w:val="false"/>
+                <w:sz w:val="20"/>
+                <w:szCs w:val="20"/>
+              </w:rPr>
+              <w:t xml:space="preserve">Lists facts without connecting them to the answer.</w:t>
+            </w:r>
+          </w:p>
+        </w:tc>
+        <w:tc>
+          <w:tcPr>
+            <w:tcW w:type="dxa" w:w="2016"/>
+            <w:tcBorders>
+              <w:top w:val="single" w:color="BFBFBF" w:sz="4"/>
+              <w:left w:val="single" w:color="BFBFBF" w:sz="4"/>
+              <w:bottom w:val="single" w:color="BFBFBF" w:sz="4"/>
+              <w:right w:val="single" w:color="BFBFBF" w:sz="4"/>
+            </w:tcBorders>
+            <w:tcMar>
+              <w:top w:type="dxa" w:w="60"/>
+              <w:left w:type="dxa" w:w="90"/>
+              <w:bottom w:type="dxa" w:w="60"/>
+              <w:right w:type="dxa" w:w="90"/>
+            </w:tcMar>
+          </w:tcPr>
+          <w:p>
+            <w:r>
+              <w:rPr>
+                <w:b w:val="false"/>
+                <w:bCs w:val="false"/>
+                <w:sz w:val="20"/>
+                <w:szCs w:val="20"/>
+              </w:rPr>
+              <w:t xml:space="preserve">Connects some evidence to the answer, but the link is not explained.</w:t>
+            </w:r>
+          </w:p>
+        </w:tc>
+        <w:tc>
+          <w:tcPr>
+            <w:tcW w:type="dxa" w:w="2016"/>
+            <w:tcBorders>
+              <w:top w:val="single" w:color="BFBFBF" w:sz="4"/>
+              <w:left w:val="single" w:color="BFBFBF" w:sz="4"/>
+              <w:bottom w:val="single" w:color="BFBFBF" w:sz="4"/>
+              <w:right w:val="single" w:color="BFBFBF" w:sz="4"/>
+            </w:tcBorders>
+            <w:tcMar>
+              <w:top w:type="dxa" w:w="60"/>
+              <w:left w:type="dxa" w:w="90"/>
+              <w:bottom w:type="dxa" w:w="60"/>
+              <w:right w:type="dxa" w:w="90"/>
+            </w:tcMar>
+          </w:tcPr>
+          <w:p>
+            <w:r>
+              <w:rPr>
+                <w:b w:val="false"/>
+                <w:bCs w:val="false"/>
+                <w:sz w:val="20"/>
+                <w:szCs w:val="20"/>
+              </w:rPr>
+              <w:t xml:space="preserve">Explains how the evidence supports the answer, including where things happened and why there.</w:t>
+            </w:r>
+          </w:p>
+        </w:tc>
+        <w:tc>
+          <w:tcPr>
+            <w:tcW w:type="dxa" w:w="2016"/>
+            <w:tcBorders>
+              <w:top w:val="single" w:color="BFBFBF" w:sz="4"/>
+              <w:left w:val="single" w:color="BFBFBF" w:sz="4"/>
+              <w:bottom w:val="single" w:color="BFBFBF" w:sz="4"/>
+              <w:right w:val="single" w:color="BFBFBF" w:sz="4"/>
+            </w:tcBorders>
+            <w:tcMar>
+              <w:top w:type="dxa" w:w="60"/>
+              <w:left w:type="dxa" w:w="90"/>
+              <w:bottom w:type="dxa" w:w="60"/>
+              <w:right w:type="dxa" w:w="90"/>
+            </w:tcMar>
+          </w:tcPr>
+          <w:p>
+            <w:r>
+              <w:rPr>
+                <w:b w:val="false"/>
+                <w:bCs w:val="false"/>
+                <w:sz w:val="20"/>
+                <w:szCs w:val="20"/>
+              </w:rPr>
+              <w:t xml:space="preserve">Explains where and why, and notes a pattern, a change over time or a connection between layers.</w:t>
+            </w:r>
+          </w:p>
+        </w:tc>
+      </w:tr>
+      <w:tr>
+        <w:trPr>
+          <w:cantSplit/>
+        </w:trPr>
+        <w:tc>
+          <w:tcPr>
+            <w:tcW w:type="dxa" w:w="2016"/>
+            <w:tcBorders>
+              <w:top w:val="single" w:color="BFBFBF" w:sz="4"/>
+              <w:left w:val="single" w:color="BFBFBF" w:sz="4"/>
+              <w:bottom w:val="single" w:color="BFBFBF" w:sz="4"/>
+              <w:right w:val="single" w:color="BFBFBF" w:sz="4"/>
+            </w:tcBorders>
+            <w:tcMar>
+              <w:top w:type="dxa" w:w="60"/>
+              <w:left w:type="dxa" w:w="90"/>
+              <w:bottom w:type="dxa" w:w="60"/>
+              <w:right w:type="dxa" w:w="90"/>
+            </w:tcMar>
+          </w:tcPr>
+          <w:p>
+            <w:r>
+              <w:rPr>
+                <w:b w:val="false"/>
+                <w:bCs w:val="false"/>
+                <w:sz w:val="20"/>
+                <w:szCs w:val="20"/>
+              </w:rPr>
+              <w:t xml:space="preserve">Accuracy</w:t>
+            </w:r>
+          </w:p>
+        </w:tc>
+        <w:tc>
+          <w:tcPr>
+            <w:tcW w:type="dxa" w:w="2016"/>
+            <w:tcBorders>
+              <w:top w:val="single" w:color="BFBFBF" w:sz="4"/>
+              <w:left w:val="single" w:color="BFBFBF" w:sz="4"/>
+              <w:bottom w:val="single" w:color="BFBFBF" w:sz="4"/>
+              <w:right w:val="single" w:color="BFBFBF" w:sz="4"/>
+            </w:tcBorders>
+            <w:tcMar>
+              <w:top w:type="dxa" w:w="60"/>
+              <w:left w:type="dxa" w:w="90"/>
+              <w:bottom w:type="dxa" w:w="60"/>
+              <w:right w:type="dxa" w:w="90"/>
+            </w:tcMar>
+          </w:tcPr>
+          <w:p>
+            <w:r>
+              <w:rPr>
+                <w:b w:val="false"/>
+                <w:bCs w:val="false"/>
+                <w:sz w:val="20"/>
+                <w:szCs w:val="20"/>
+              </w:rPr>
+              <w:t xml:space="preserve">Several facts do not match the map.</w:t>
+            </w:r>
+          </w:p>
+        </w:tc>
+        <w:tc>
+          <w:tcPr>
+            <w:tcW w:type="dxa" w:w="2016"/>
+            <w:tcBorders>
+              <w:top w:val="single" w:color="BFBFBF" w:sz="4"/>
+              <w:left w:val="single" w:color="BFBFBF" w:sz="4"/>
+              <w:bottom w:val="single" w:color="BFBFBF" w:sz="4"/>
+              <w:right w:val="single" w:color="BFBFBF" w:sz="4"/>
+            </w:tcBorders>
+            <w:tcMar>
+              <w:top w:type="dxa" w:w="60"/>
+              <w:left w:type="dxa" w:w="90"/>
+              <w:bottom w:type="dxa" w:w="60"/>
+              <w:right w:type="dxa" w:w="90"/>
+            </w:tcMar>
+          </w:tcPr>
+          <w:p>
+            <w:r>
+              <w:rPr>
+                <w:b w:val="false"/>
+                <w:bCs w:val="false"/>
+                <w:sz w:val="20"/>
+                <w:szCs w:val="20"/>
+              </w:rPr>
+              <w:t xml:space="preserve">Mostly matches the map, with one or two mistakes.</w:t>
+            </w:r>
+          </w:p>
+        </w:tc>
+        <w:tc>
+          <w:tcPr>
+            <w:tcW w:type="dxa" w:w="2016"/>
+            <w:tcBorders>
+              <w:top w:val="single" w:color="BFBFBF" w:sz="4"/>
+              <w:left w:val="single" w:color="BFBFBF" w:sz="4"/>
+              <w:bottom w:val="single" w:color="BFBFBF" w:sz="4"/>
+              <w:right w:val="single" w:color="BFBFBF" w:sz="4"/>
+            </w:tcBorders>
+            <w:tcMar>
+              <w:top w:type="dxa" w:w="60"/>
+              <w:left w:type="dxa" w:w="90"/>
+              <w:bottom w:type="dxa" w:w="60"/>
+              <w:right w:type="dxa" w:w="90"/>
+            </w:tcMar>
+          </w:tcPr>
+          <w:p>
+            <w:r>
+              <w:rPr>
+                <w:b w:val="false"/>
+                <w:bCs w:val="false"/>
+                <w:sz w:val="20"/>
+                <w:szCs w:val="20"/>
+              </w:rPr>
+              <w:t xml:space="preserve">Dates, places, winners, numbers and distances match the map.</w:t>
+            </w:r>
+          </w:p>
+        </w:tc>
+        <w:tc>
+          <w:tcPr>
+            <w:tcW w:type="dxa" w:w="2016"/>
+            <w:tcBorders>
+              <w:top w:val="single" w:color="BFBFBF" w:sz="4"/>
+              <w:left w:val="single" w:color="BFBFBF" w:sz="4"/>
+              <w:bottom w:val="single" w:color="BFBFBF" w:sz="4"/>
+              <w:right w:val="single" w:color="BFBFBF" w:sz="4"/>
+            </w:tcBorders>
+            <w:tcMar>
+              <w:top w:type="dxa" w:w="60"/>
+              <w:left w:type="dxa" w:w="90"/>
+              <w:bottom w:type="dxa" w:w="60"/>
+              <w:right w:type="dxa" w:w="90"/>
+            </w:tcMar>
+          </w:tcPr>
+          <w:p>
+            <w:r>
+              <w:rPr>
+                <w:b w:val="false"/>
+                <w:bCs w:val="false"/>
+                <w:sz w:val="20"/>
+                <w:szCs w:val="20"/>
+              </w:rPr>
+              <w:t xml:space="preserve">Everything matches the map, and the answer says where on the map it came from.</w:t>
+            </w:r>
+          </w:p>
+        </w:tc>
+      </w:tr>
+    </w:tbl>
+    <w:p>
+      <w:pPr>
+        <w:spacing w:after="100"/>
+      </w:pPr>
+      <w:r>
+        <w:t xml:space="preserve"/>
+      </w:r>
+    </w:p>
+    <w:p>
+      <w:pPr>
+        <w:pStyle w:val="Heading3"/>
+      </w:pPr>
+      <w:r>
+        <w:t xml:space="preserve">A model answer (level 4)</w:t>
+      </w:r>
+    </w:p>
+    <w:p>
+      <w:pPr>
+        <w:pBdr>
+          <w:left w:val="single" w:color="35AC46" w:sz="24" w:space="12"/>
+        </w:pBdr>
+        <w:spacing w:after="100"/>
+        <w:ind w:left="360"/>
+      </w:pPr>
+      <w:r>
+        <w:t xml:space="preserve">The War of 1812 did not change the United States' borders, but in the years after it the country fixed its boundary with Spain all the way to the Pacific and spoke for the new nations of Latin America, so by 1823 it was acting as the main power in the Americas. In the Battles of the War of 1812 layer, the biggest diamond is the Siege of Fort Erie in Ontario, with 2,628 casualties in the pop-up, and the legend shows blue American and red British victories on every front, from the Great Lakes to Chesapeake Bay and the Gulf Coast. The New Orleans pop-up gives January 8, 1815, after the Treaty of Ghent was signed on December 24, 1814, so it came after peace and the war ended without gains. At The 1819 boundary bookmark, the Land Spain gave up in 1819 pop-ups show East Florida and West Florida passing to the United States under the Adams-Onís Treaty, and the seven parts of the treaty line run from the Sabine River to 100° W and along 42° N to the Pacific. In the Latin American independence layer, the pop-ups show the United States recognized Mexico on December 12, 1822 and Chile on January 27, 1823, before Monroe's message of December 2, 1823, but Brazil only on May 26, 1824. So by 1823 the country had gone from fighting on its own borders to drawing a border to the Pacific and warning Europe away from the hemisphere, though Haiti, not recognized until 1862, shows the limit.</w:t>
       </w:r>
     </w:p>
     <w:p>
@@ -2541,6 +3384,9 @@
         </w:tc>
       </w:tr>
       <w:tr>
+        <w:trPr>
+          <w:cantSplit/>
+        </w:trPr>
         <w:tc>
           <w:tcPr>
             <w:tcW w:type="dxa" w:w="3360"/>
@@ -2627,6 +3473,9 @@
         </w:tc>
       </w:tr>
       <w:tr>
+        <w:trPr>
+          <w:cantSplit/>
+        </w:trPr>
         <w:tc>
           <w:tcPr>
             <w:tcW w:type="dxa" w:w="3360"/>
@@ -2713,6 +3562,9 @@
         </w:tc>
       </w:tr>
       <w:tr>
+        <w:trPr>
+          <w:cantSplit/>
+        </w:trPr>
         <w:tc>
           <w:tcPr>
             <w:tcW w:type="dxa" w:w="3360"/>
@@ -2799,6 +3651,9 @@
         </w:tc>
       </w:tr>
       <w:tr>
+        <w:trPr>
+          <w:cantSplit/>
+        </w:trPr>
         <w:tc>
           <w:tcPr>
             <w:tcW w:type="dxa" w:w="3360"/>
@@ -2885,6 +3740,9 @@
         </w:tc>
       </w:tr>
       <w:tr>
+        <w:trPr>
+          <w:cantSplit/>
+        </w:trPr>
         <w:tc>
           <w:tcPr>
             <w:tcW w:type="dxa" w:w="3360"/>
@@ -3048,7 +3906,7 @@
       <w:pStyle w:val="Credits"/>
     </w:pPr>
     <w:r>
-      <w:t xml:space="preserve">Teacher notes: The War of 1812 and the Monroe Doctrine, 1807–1823, 0.5.0. For teachers.</w:t>
+      <w:t xml:space="preserve">Teacher notes: The War of 1812 and the Monroe Doctrine, 1807–1823, 0.6.0. For teachers.</w:t>
     </w:r>
   </w:p>
 </w:ftr>

--- a/resources/dist/sheets/war-of-1812-and-monroe-doctrine-teacher-notes-en.docx
+++ b/resources/dist/sheets/war-of-1812-and-monroe-doctrine-teacher-notes-en.docx
@@ -45,7 +45,7 @@
         </w:rPr>
         <w:t xml:space="preserve">Map: </w:t>
       </w:r>
-      <w:hyperlink w:history="1" r:id="rIdvxu6h2emzzz_tflu_kv3v">
+      <w:hyperlink w:history="1" r:id="rIdnliumvvddz8l_omt1gydd">
         <w:r>
           <w:rPr>
             <w:color w:val="0A4FA8"/>
@@ -214,7 +214,7 @@
         <w:spacing w:after="100"/>
       </w:pPr>
       <w:r>
-        <w:t xml:space="preserve">The lesson includes the MapMaker map, a two-page Word student sheet in English and Spanish, and these teacher notes. Print the sheet or share it digitally; it opens in Word and Google Docs. Share the map with the Google Classroom button or by pasting its link, and attach the sheet separately. No account or login is needed. Sketches on the map are not saved between sessions.</w:t>
+        <w:t xml:space="preserve">The lesson includes the MapMaker map, a two-page Word student sheet in English and Spanish, and these teacher notes. Print the sheet, or download it and upload it to Google Drive to edit it in Google Docs (it also opens in Word). The Google Classroom button shares the map, not the sheet; to assign the sheet, attach your Drive copy in Classroom with Make a copy for each student, or paste the map link and attach the sheet yourself. No account or login is needed. Sketches on the map are not saved between sessions.</w:t>
       </w:r>
     </w:p>
     <w:p>
@@ -307,7 +307,7 @@
         </w:numPr>
         <w:spacing w:after="60"/>
       </w:pPr>
-      <w:hyperlink w:history="1" r:id="rIdtxk94p6wqxjzvtn3socod">
+      <w:hyperlink w:history="1" r:id="rIdjj_fztkgydbws_n5ntzi8">
         <w:r>
           <w:rPr>
             <w:color w:val="0A4FA8"/>
@@ -329,7 +329,7 @@
         </w:numPr>
         <w:spacing w:after="60"/>
       </w:pPr>
-      <w:hyperlink w:history="1" r:id="rIdttgcbgjzuvvzubpnqztrz">
+      <w:hyperlink w:history="1" r:id="rIdmo3vsj91mjf_q-yaea6hc">
         <w:r>
           <w:rPr>
             <w:color w:val="0A4FA8"/>
@@ -351,7 +351,7 @@
         </w:numPr>
         <w:spacing w:after="60"/>
       </w:pPr>
-      <w:hyperlink w:history="1" r:id="rIdnlnmng65liziv5v9qkkre">
+      <w:hyperlink w:history="1" r:id="rIdgg8nokadx7bqcekhtoz4o">
         <w:r>
           <w:rPr>
             <w:color w:val="0A4FA8"/>

--- a/resources/dist/sheets/war-of-1812-and-monroe-doctrine-teacher-notes-en.docx
+++ b/resources/dist/sheets/war-of-1812-and-monroe-doctrine-teacher-notes-en.docx
@@ -45,7 +45,7 @@
         </w:rPr>
         <w:t xml:space="preserve">Map: </w:t>
       </w:r>
-      <w:hyperlink w:history="1" r:id="rIdnliumvvddz8l_omt1gydd">
+      <w:hyperlink w:history="1" r:id="rId2erhq13ksdrww0l7aaesd">
         <w:r>
           <w:rPr>
             <w:color w:val="0A4FA8"/>
@@ -307,7 +307,7 @@
         </w:numPr>
         <w:spacing w:after="60"/>
       </w:pPr>
-      <w:hyperlink w:history="1" r:id="rIdjj_fztkgydbws_n5ntzi8">
+      <w:hyperlink w:history="1" r:id="rIdqcrnzqpgeosh9upc5gyow">
         <w:r>
           <w:rPr>
             <w:color w:val="0A4FA8"/>
@@ -329,7 +329,7 @@
         </w:numPr>
         <w:spacing w:after="60"/>
       </w:pPr>
-      <w:hyperlink w:history="1" r:id="rIdmo3vsj91mjf_q-yaea6hc">
+      <w:hyperlink w:history="1" r:id="rIdtujxl70ig9nosrtalo5u3">
         <w:r>
           <w:rPr>
             <w:color w:val="0A4FA8"/>
@@ -351,7 +351,7 @@
         </w:numPr>
         <w:spacing w:after="60"/>
       </w:pPr>
-      <w:hyperlink w:history="1" r:id="rIdgg8nokadx7bqcekhtoz4o">
+      <w:hyperlink w:history="1" r:id="rIdpppfg0zr44xilk1_6jxu0">
         <w:r>
           <w:rPr>
             <w:color w:val="0A4FA8"/>

--- a/resources/dist/sheets/war-of-1812-and-monroe-doctrine-teacher-notes-en.docx
+++ b/resources/dist/sheets/war-of-1812-and-monroe-doctrine-teacher-notes-en.docx
@@ -45,7 +45,7 @@
         </w:rPr>
         <w:t xml:space="preserve">Map: </w:t>
       </w:r>
-      <w:hyperlink w:history="1" r:id="rId2erhq13ksdrww0l7aaesd">
+      <w:hyperlink w:history="1" r:id="rIdzvyifogdoldvk73bquwek">
         <w:r>
           <w:rPr>
             <w:color w:val="0A4FA8"/>
@@ -61,7 +61,7 @@
         <w:spacing w:after="120"/>
       </w:pPr>
       <w:r>
-        <w:t xml:space="preserve">Map address: https://mpmkr.maps.arcgis.com/apps/instant/atlas/index.html?appid=0cd1cdee853c413a84bfe4b9a6931f0d&amp;webmap=fad1cdb9d5704401a4e05c34f7ee693c</w:t>
+        <w:t xml:space="preserve">Map address: https://www.arcgis.com/apps/instant/atlas/index.html?appid=0cd1cdee853c413a84bfe4b9a6931f0d&amp;webmap=fad1cdb9d5704401a4e05c34f7ee693c</w:t>
       </w:r>
     </w:p>
     <w:p>
@@ -214,7 +214,7 @@
         <w:spacing w:after="100"/>
       </w:pPr>
       <w:r>
-        <w:t xml:space="preserve">The lesson includes the MapMaker map, a two-page Word student sheet in English and Spanish, and these teacher notes. Print the sheet, or download it and upload it to Google Drive to edit it in Google Docs (it also opens in Word). The Google Classroom button shares the map, not the sheet; to assign the sheet, attach your Drive copy in Classroom with Make a copy for each student, or paste the map link and attach the sheet yourself. No account or login is needed. Sketches on the map are not saved between sessions.</w:t>
+        <w:t xml:space="preserve">The lesson includes the map, a two-page Word student sheet in English and Spanish, and these teacher notes. Print the sheet, or download it and upload it to Google Drive to edit it in Google Docs (it also opens in Word). The Google Classroom button shares the map, not the sheet; to assign the sheet, attach your Drive copy in Classroom with Make a copy for each student, or paste the map link and attach the sheet yourself. No account or login is needed. Sketches on the map are not saved between sessions.</w:t>
       </w:r>
     </w:p>
     <w:p>
@@ -307,7 +307,7 @@
         </w:numPr>
         <w:spacing w:after="60"/>
       </w:pPr>
-      <w:hyperlink w:history="1" r:id="rIdqcrnzqpgeosh9upc5gyow">
+      <w:hyperlink w:history="1" r:id="rIdwmllyg6c1tqlbmuzhsu8m">
         <w:r>
           <w:rPr>
             <w:color w:val="0A4FA8"/>
@@ -329,7 +329,7 @@
         </w:numPr>
         <w:spacing w:after="60"/>
       </w:pPr>
-      <w:hyperlink w:history="1" r:id="rIdtujxl70ig9nosrtalo5u3">
+      <w:hyperlink w:history="1" r:id="rIdi6twlhxqdgfcry29rdfav">
         <w:r>
           <w:rPr>
             <w:color w:val="0A4FA8"/>
@@ -351,7 +351,7 @@
         </w:numPr>
         <w:spacing w:after="60"/>
       </w:pPr>
-      <w:hyperlink w:history="1" r:id="rIdpppfg0zr44xilk1_6jxu0">
+      <w:hyperlink w:history="1" r:id="rId0j9gaklmkmquqsdhh_9-l">
         <w:r>
           <w:rPr>
             <w:color w:val="0A4FA8"/>
@@ -3844,7 +3844,7 @@
         <w:spacing w:before="120"/>
       </w:pPr>
       <w:r>
-        <w:t xml:space="preserve">The National Geographic Society and Esri make this content available under a Creative Commons Attribution-NonCommercial-ShareAlike 4.0 International (CC BY-NC-SA 4.0) licence, except as noted. The licence excludes the National Geographic and Esri logos (the words National Geographic with the yellow border logo, and the Esri globe and letters) and any images included in the content. The logos and images may not be removed, altered or changed.</w:t>
+        <w:t xml:space="preserve">Esri makes this content available under a Creative Commons Attribution-NonCommercial-ShareAlike 4.0 International (CC BY-NC-SA 4.0) licence, except as noted. The licence excludes the Esri logo (the Esri globe and letters) and any images included in the content. The logo and images may not be removed, altered or changed.</w:t>
       </w:r>
     </w:p>
     <w:sectPr>

--- a/resources/dist/sheets/war-of-1812-and-monroe-doctrine-teacher-notes-en.docx
+++ b/resources/dist/sheets/war-of-1812-and-monroe-doctrine-teacher-notes-en.docx
@@ -45,7 +45,7 @@
         </w:rPr>
         <w:t xml:space="preserve">Map: </w:t>
       </w:r>
-      <w:hyperlink w:history="1" r:id="rIdzvyifogdoldvk73bquwek">
+      <w:hyperlink w:history="1" r:id="rIdvbj4vzoryrtscetu0kykx">
         <w:r>
           <w:rPr>
             <w:color w:val="0A4FA8"/>
@@ -307,7 +307,7 @@
         </w:numPr>
         <w:spacing w:after="60"/>
       </w:pPr>
-      <w:hyperlink w:history="1" r:id="rIdwmllyg6c1tqlbmuzhsu8m">
+      <w:hyperlink w:history="1" r:id="rIdyjnm-3inbvxg2_0hfb4nq">
         <w:r>
           <w:rPr>
             <w:color w:val="0A4FA8"/>
@@ -329,7 +329,7 @@
         </w:numPr>
         <w:spacing w:after="60"/>
       </w:pPr>
-      <w:hyperlink w:history="1" r:id="rIdi6twlhxqdgfcry29rdfav">
+      <w:hyperlink w:history="1" r:id="rIda9am0l4bqg2vtoxghhx9v">
         <w:r>
           <w:rPr>
             <w:color w:val="0A4FA8"/>
@@ -351,7 +351,7 @@
         </w:numPr>
         <w:spacing w:after="60"/>
       </w:pPr>
-      <w:hyperlink w:history="1" r:id="rId0j9gaklmkmquqsdhh_9-l">
+      <w:hyperlink w:history="1" r:id="rId_ozgj5halnozfnqd37ijt">
         <w:r>
           <w:rPr>
             <w:color w:val="0A4FA8"/>

--- a/resources/dist/sheets/war-of-1812-and-monroe-doctrine-teacher-notes-en.docx
+++ b/resources/dist/sheets/war-of-1812-and-monroe-doctrine-teacher-notes-en.docx
@@ -45,7 +45,7 @@
         </w:rPr>
         <w:t xml:space="preserve">Map: </w:t>
       </w:r>
-      <w:hyperlink w:history="1" r:id="rIdvbj4vzoryrtscetu0kykx">
+      <w:hyperlink w:history="1" r:id="rIdxlml8n_-u_jz4zppykkf2">
         <w:r>
           <w:rPr>
             <w:color w:val="0A4FA8"/>
@@ -307,7 +307,7 @@
         </w:numPr>
         <w:spacing w:after="60"/>
       </w:pPr>
-      <w:hyperlink w:history="1" r:id="rIdyjnm-3inbvxg2_0hfb4nq">
+      <w:hyperlink w:history="1" r:id="rIdh6dkvrlswexi-lgyf6w1l">
         <w:r>
           <w:rPr>
             <w:color w:val="0A4FA8"/>
@@ -329,7 +329,7 @@
         </w:numPr>
         <w:spacing w:after="60"/>
       </w:pPr>
-      <w:hyperlink w:history="1" r:id="rIda9am0l4bqg2vtoxghhx9v">
+      <w:hyperlink w:history="1" r:id="rIdgxbks-lyzzqbshoqep0xk">
         <w:r>
           <w:rPr>
             <w:color w:val="0A4FA8"/>
@@ -351,7 +351,7 @@
         </w:numPr>
         <w:spacing w:after="60"/>
       </w:pPr>
-      <w:hyperlink w:history="1" r:id="rId_ozgj5halnozfnqd37ijt">
+      <w:hyperlink w:history="1" r:id="rIdhjv81yvmlkqhq2hdwjr3j">
         <w:r>
           <w:rPr>
             <w:color w:val="0A4FA8"/>

--- a/resources/dist/sheets/war-of-1812-and-monroe-doctrine-teacher-notes-en.docx
+++ b/resources/dist/sheets/war-of-1812-and-monroe-doctrine-teacher-notes-en.docx
@@ -45,7 +45,7 @@
         </w:rPr>
         <w:t xml:space="preserve">Map: </w:t>
       </w:r>
-      <w:hyperlink w:history="1" r:id="rIdxlml8n_-u_jz4zppykkf2">
+      <w:hyperlink w:history="1" r:id="rIdry_ej9fps7-otjrsyzdfo">
         <w:r>
           <w:rPr>
             <w:color w:val="0A4FA8"/>
@@ -307,7 +307,7 @@
         </w:numPr>
         <w:spacing w:after="60"/>
       </w:pPr>
-      <w:hyperlink w:history="1" r:id="rIdh6dkvrlswexi-lgyf6w1l">
+      <w:hyperlink w:history="1" r:id="rIdygvu8cjqczclnsinqtiy5">
         <w:r>
           <w:rPr>
             <w:color w:val="0A4FA8"/>
@@ -329,7 +329,7 @@
         </w:numPr>
         <w:spacing w:after="60"/>
       </w:pPr>
-      <w:hyperlink w:history="1" r:id="rIdgxbks-lyzzqbshoqep0xk">
+      <w:hyperlink w:history="1" r:id="rIdtbyiowwavhncyyv_rsofb">
         <w:r>
           <w:rPr>
             <w:color w:val="0A4FA8"/>
@@ -351,7 +351,7 @@
         </w:numPr>
         <w:spacing w:after="60"/>
       </w:pPr>
-      <w:hyperlink w:history="1" r:id="rIdhjv81yvmlkqhq2hdwjr3j">
+      <w:hyperlink w:history="1" r:id="rIdtfshvdjz7vfvrcfv6xw_2">
         <w:r>
           <w:rPr>
             <w:color w:val="0A4FA8"/>
@@ -3906,7 +3906,7 @@
       <w:pStyle w:val="Credits"/>
     </w:pPr>
     <w:r>
-      <w:t xml:space="preserve">Teacher notes: The War of 1812 and the Monroe Doctrine, 1807–1823, 0.6.0. For teachers.</w:t>
+      <w:t xml:space="preserve">Teacher notes: The War of 1812 and the Monroe Doctrine, 1807–1823, 0.6.1. For teachers.</w:t>
     </w:r>
   </w:p>
 </w:ftr>

--- a/resources/dist/sheets/war-of-1812-and-monroe-doctrine-teacher-notes-en.docx
+++ b/resources/dist/sheets/war-of-1812-and-monroe-doctrine-teacher-notes-en.docx
@@ -45,7 +45,7 @@
         </w:rPr>
         <w:t xml:space="preserve">Map: </w:t>
       </w:r>
-      <w:hyperlink w:history="1" r:id="rIdry_ej9fps7-otjrsyzdfo">
+      <w:hyperlink w:history="1" r:id="rIdop7col4hgkqprgv31i1ov">
         <w:r>
           <w:rPr>
             <w:color w:val="0A4FA8"/>
@@ -307,7 +307,7 @@
         </w:numPr>
         <w:spacing w:after="60"/>
       </w:pPr>
-      <w:hyperlink w:history="1" r:id="rIdygvu8cjqczclnsinqtiy5">
+      <w:hyperlink w:history="1" r:id="rIdayypzt3ljf6z2kvosgsh2">
         <w:r>
           <w:rPr>
             <w:color w:val="0A4FA8"/>
@@ -329,7 +329,7 @@
         </w:numPr>
         <w:spacing w:after="60"/>
       </w:pPr>
-      <w:hyperlink w:history="1" r:id="rIdtbyiowwavhncyyv_rsofb">
+      <w:hyperlink w:history="1" r:id="rIdp6qfyf27ggz5ub9c1yguv">
         <w:r>
           <w:rPr>
             <w:color w:val="0A4FA8"/>
@@ -351,7 +351,7 @@
         </w:numPr>
         <w:spacing w:after="60"/>
       </w:pPr>
-      <w:hyperlink w:history="1" r:id="rIdtfshvdjz7vfvrcfv6xw_2">
+      <w:hyperlink w:history="1" r:id="rIdmmixh1_fstbjend19ni93">
         <w:r>
           <w:rPr>
             <w:color w:val="0A4FA8"/>

--- a/resources/dist/sheets/war-of-1812-and-monroe-doctrine-teacher-notes-en.docx
+++ b/resources/dist/sheets/war-of-1812-and-monroe-doctrine-teacher-notes-en.docx
@@ -45,7 +45,7 @@
         </w:rPr>
         <w:t xml:space="preserve">Map: </w:t>
       </w:r>
-      <w:hyperlink w:history="1" r:id="rIdop7col4hgkqprgv31i1ov">
+      <w:hyperlink w:history="1" r:id="rIddu3493ysoopjwagseif0l">
         <w:r>
           <w:rPr>
             <w:color w:val="0A4FA8"/>
@@ -307,7 +307,7 @@
         </w:numPr>
         <w:spacing w:after="60"/>
       </w:pPr>
-      <w:hyperlink w:history="1" r:id="rIdayypzt3ljf6z2kvosgsh2">
+      <w:hyperlink w:history="1" r:id="rId-f-yjuajhd-_ppvfccgj_">
         <w:r>
           <w:rPr>
             <w:color w:val="0A4FA8"/>
@@ -329,7 +329,7 @@
         </w:numPr>
         <w:spacing w:after="60"/>
       </w:pPr>
-      <w:hyperlink w:history="1" r:id="rIdp6qfyf27ggz5ub9c1yguv">
+      <w:hyperlink w:history="1" r:id="rIdafs0t7zdozrcnuw15hfa_">
         <w:r>
           <w:rPr>
             <w:color w:val="0A4FA8"/>
@@ -351,7 +351,7 @@
         </w:numPr>
         <w:spacing w:after="60"/>
       </w:pPr>
-      <w:hyperlink w:history="1" r:id="rIdmmixh1_fstbjend19ni93">
+      <w:hyperlink w:history="1" r:id="rIdvihqrbooyr6hgvdmphswf">
         <w:r>
           <w:rPr>
             <w:color w:val="0A4FA8"/>

--- a/resources/dist/sheets/war-of-1812-and-monroe-doctrine-teacher-notes-en.docx
+++ b/resources/dist/sheets/war-of-1812-and-monroe-doctrine-teacher-notes-en.docx
@@ -45,7 +45,7 @@
         </w:rPr>
         <w:t xml:space="preserve">Map: </w:t>
       </w:r>
-      <w:hyperlink w:history="1" r:id="rIddu3493ysoopjwagseif0l">
+      <w:hyperlink w:history="1" r:id="rIduujiawoutisozsvzdvlvu">
         <w:r>
           <w:rPr>
             <w:color w:val="0A4FA8"/>
@@ -307,7 +307,7 @@
         </w:numPr>
         <w:spacing w:after="60"/>
       </w:pPr>
-      <w:hyperlink w:history="1" r:id="rId-f-yjuajhd-_ppvfccgj_">
+      <w:hyperlink w:history="1" r:id="rIdnxfxlpgky2adcnb0dqw4m">
         <w:r>
           <w:rPr>
             <w:color w:val="0A4FA8"/>
@@ -329,7 +329,7 @@
         </w:numPr>
         <w:spacing w:after="60"/>
       </w:pPr>
-      <w:hyperlink w:history="1" r:id="rIdafs0t7zdozrcnuw15hfa_">
+      <w:hyperlink w:history="1" r:id="rIduf_nhrn6kt-a8go43fwcr">
         <w:r>
           <w:rPr>
             <w:color w:val="0A4FA8"/>
@@ -351,7 +351,7 @@
         </w:numPr>
         <w:spacing w:after="60"/>
       </w:pPr>
-      <w:hyperlink w:history="1" r:id="rIdvihqrbooyr6hgvdmphswf">
+      <w:hyperlink w:history="1" r:id="rIdzhlwdlilbikrhpeqlwxvz">
         <w:r>
           <w:rPr>
             <w:color w:val="0A4FA8"/>
@@ -3906,7 +3906,7 @@
       <w:pStyle w:val="Credits"/>
     </w:pPr>
     <w:r>
-      <w:t xml:space="preserve">Teacher notes: The War of 1812 and the Monroe Doctrine, 1807–1823, 0.6.1. For teachers.</w:t>
+      <w:t xml:space="preserve">Teacher notes: The War of 1812 and the Monroe Doctrine, 1807–1823, 0.6.2. For teachers.</w:t>
     </w:r>
   </w:p>
 </w:ftr>

--- a/resources/dist/sheets/war-of-1812-and-monroe-doctrine-teacher-notes-en.docx
+++ b/resources/dist/sheets/war-of-1812-and-monroe-doctrine-teacher-notes-en.docx
@@ -45,7 +45,7 @@
         </w:rPr>
         <w:t xml:space="preserve">Map: </w:t>
       </w:r>
-      <w:hyperlink w:history="1" r:id="rIduujiawoutisozsvzdvlvu">
+      <w:hyperlink w:history="1" r:id="rIde9669jr-c1ei9arng-x8f">
         <w:r>
           <w:rPr>
             <w:color w:val="0A4FA8"/>
@@ -307,7 +307,7 @@
         </w:numPr>
         <w:spacing w:after="60"/>
       </w:pPr>
-      <w:hyperlink w:history="1" r:id="rIdnxfxlpgky2adcnb0dqw4m">
+      <w:hyperlink w:history="1" r:id="rIduelq_x_meltn26et_e0ik">
         <w:r>
           <w:rPr>
             <w:color w:val="0A4FA8"/>
@@ -329,7 +329,7 @@
         </w:numPr>
         <w:spacing w:after="60"/>
       </w:pPr>
-      <w:hyperlink w:history="1" r:id="rIduf_nhrn6kt-a8go43fwcr">
+      <w:hyperlink w:history="1" r:id="rIdf-mdirsoklz7dxqoo0uew">
         <w:r>
           <w:rPr>
             <w:color w:val="0A4FA8"/>
@@ -351,7 +351,7 @@
         </w:numPr>
         <w:spacing w:after="60"/>
       </w:pPr>
-      <w:hyperlink w:history="1" r:id="rIdzhlwdlilbikrhpeqlwxvz">
+      <w:hyperlink w:history="1" r:id="rIdovluystrr0ftum_p0d4jx">
         <w:r>
           <w:rPr>
             <w:color w:val="0A4FA8"/>

--- a/resources/dist/sheets/war-of-1812-and-monroe-doctrine-teacher-notes-en.docx
+++ b/resources/dist/sheets/war-of-1812-and-monroe-doctrine-teacher-notes-en.docx
@@ -45,7 +45,7 @@
         </w:rPr>
         <w:t xml:space="preserve">Map: </w:t>
       </w:r>
-      <w:hyperlink w:history="1" r:id="rIde9669jr-c1ei9arng-x8f">
+      <w:hyperlink w:history="1" r:id="rIdkglwenfbp-7frrog2w07n">
         <w:r>
           <w:rPr>
             <w:color w:val="0A4FA8"/>
@@ -307,7 +307,7 @@
         </w:numPr>
         <w:spacing w:after="60"/>
       </w:pPr>
-      <w:hyperlink w:history="1" r:id="rIduelq_x_meltn26et_e0ik">
+      <w:hyperlink w:history="1" r:id="rIdmyzupx75r_qwqfrwjtkye">
         <w:r>
           <w:rPr>
             <w:color w:val="0A4FA8"/>
@@ -329,7 +329,7 @@
         </w:numPr>
         <w:spacing w:after="60"/>
       </w:pPr>
-      <w:hyperlink w:history="1" r:id="rIdf-mdirsoklz7dxqoo0uew">
+      <w:hyperlink w:history="1" r:id="rIdzz-mvmdoydwbpeowdkjr2">
         <w:r>
           <w:rPr>
             <w:color w:val="0A4FA8"/>
@@ -351,7 +351,7 @@
         </w:numPr>
         <w:spacing w:after="60"/>
       </w:pPr>
-      <w:hyperlink w:history="1" r:id="rIdovluystrr0ftum_p0d4jx">
+      <w:hyperlink w:history="1" r:id="rId-kve8kbop5gj6dat_a-oo">
         <w:r>
           <w:rPr>
             <w:color w:val="0A4FA8"/>

--- a/resources/dist/sheets/war-of-1812-and-monroe-doctrine-teacher-notes-en.docx
+++ b/resources/dist/sheets/war-of-1812-and-monroe-doctrine-teacher-notes-en.docx
@@ -45,7 +45,7 @@
         </w:rPr>
         <w:t xml:space="preserve">Map: </w:t>
       </w:r>
-      <w:hyperlink w:history="1" r:id="rIdkglwenfbp-7frrog2w07n">
+      <w:hyperlink w:history="1" r:id="rIdntgzg0crafdgmmfhvcvv8">
         <w:r>
           <w:rPr>
             <w:color w:val="0A4FA8"/>
@@ -307,7 +307,7 @@
         </w:numPr>
         <w:spacing w:after="60"/>
       </w:pPr>
-      <w:hyperlink w:history="1" r:id="rIdmyzupx75r_qwqfrwjtkye">
+      <w:hyperlink w:history="1" r:id="rIdjmsz9pjtn_uhve74ptaew">
         <w:r>
           <w:rPr>
             <w:color w:val="0A4FA8"/>
@@ -329,7 +329,7 @@
         </w:numPr>
         <w:spacing w:after="60"/>
       </w:pPr>
-      <w:hyperlink w:history="1" r:id="rIdzz-mvmdoydwbpeowdkjr2">
+      <w:hyperlink w:history="1" r:id="rIda8lmzcikxrsozw_mqwo9j">
         <w:r>
           <w:rPr>
             <w:color w:val="0A4FA8"/>
@@ -351,7 +351,7 @@
         </w:numPr>
         <w:spacing w:after="60"/>
       </w:pPr>
-      <w:hyperlink w:history="1" r:id="rId-kve8kbop5gj6dat_a-oo">
+      <w:hyperlink w:history="1" r:id="rIdwxltdzp2wyidjte_yhk3e">
         <w:r>
           <w:rPr>
             <w:color w:val="0A4FA8"/>
